--- a/lessons/6-12/readiness/practice.docx
+++ b/lessons/6-12/readiness/practice.docx
@@ -29,7 +29,7 @@
           <w:sz w:val="20"/>
           <w:szCs w:val="20"/>
         </w:rPr>
-        <w:t xml:space="preserve">Readiness practice for Lesson 1-3  ·  Builds toward 6.NS.4</w:t>
+        <w:t xml:space="preserve">Readiness practice for Lesson 6-12 (Unit 6 · Lesson 12)  ·  Builds toward 6.NOS.4</w:t>
       </w:r>
     </w:p>
     <w:p>
@@ -445,7 +445,7 @@
           <w:sz w:val="20"/>
           <w:szCs w:val="20"/>
         </w:rPr>
-        <w:t xml:space="preserve">When you've finished, open Lesson 1-3 and dive in!</w:t>
+        <w:t xml:space="preserve">When you've finished, open Lesson 6-12 and dive in!</w:t>
       </w:r>
     </w:p>
     <w:p>

--- a/lessons/6-12/readiness/practice.docx
+++ b/lessons/6-12/readiness/practice.docx
@@ -86,7 +86,845 @@
     </w:p>
     <w:p>
       <w:pPr>
-        <w:spacing w:after="120" w:before="0"/>
+        <w:spacing w:after="60" w:before="120"/>
+      </w:pPr>
+      <w:r>
+        <w:rPr>
+          <w:b/>
+          <w:bCs/>
+          <w:color w:val="0F2B3C"/>
+          <w:sz w:val="24"/>
+          <w:szCs w:val="24"/>
+        </w:rPr>
+        <w:t xml:space="preserve">Vocabulary Anchor Box</w:t>
+      </w:r>
+    </w:p>
+    <w:tbl>
+      <w:tblPr>
+        <w:tblW w:type="dxa" w:w="9360"/>
+        <w:tblBorders>
+          <w:top w:val="single" w:color="C7D2DD" w:sz="6"/>
+          <w:left w:val="single" w:color="C7D2DD" w:sz="6"/>
+          <w:bottom w:val="single" w:color="C7D2DD" w:sz="6"/>
+          <w:right w:val="single" w:color="C7D2DD" w:sz="6"/>
+          <w:insideH w:val="single" w:color="C7D2DD" w:sz="6"/>
+          <w:insideV w:val="single" w:color="C7D2DD" w:sz="6"/>
+        </w:tblBorders>
+      </w:tblPr>
+      <w:tblGrid>
+        <w:gridCol w:w="1800"/>
+        <w:gridCol w:w="3160"/>
+        <w:gridCol w:w="2200"/>
+        <w:gridCol w:w="2200"/>
+      </w:tblGrid>
+      <w:tr>
+        <w:trPr>
+          <w:cantSplit/>
+          <w:tblHeader/>
+        </w:trPr>
+        <w:tc>
+          <w:tcPr>
+            <w:tcW w:type="dxa" w:w="1800"/>
+            <w:shd w:fill="EEF4F8" w:color="auto" w:val="clear"/>
+            <w:tcMar>
+              <w:top w:type="dxa" w:w="60"/>
+              <w:left w:type="dxa" w:w="100"/>
+              <w:bottom w:type="dxa" w:w="60"/>
+              <w:right w:type="dxa" w:w="100"/>
+            </w:tcMar>
+          </w:tcPr>
+          <w:p>
+            <w:pPr>
+              <w:spacing w:after="0" w:before="0"/>
+            </w:pPr>
+            <w:r>
+              <w:rPr>
+                <w:b/>
+                <w:bCs/>
+                <w:color w:val="0F2B3C"/>
+                <w:sz w:val="18"/>
+                <w:szCs w:val="18"/>
+              </w:rPr>
+              <w:t xml:space="preserve">Concept Term</w:t>
+            </w:r>
+          </w:p>
+        </w:tc>
+        <w:tc>
+          <w:tcPr>
+            <w:tcW w:type="dxa" w:w="3160"/>
+            <w:shd w:fill="EEF4F8" w:color="auto" w:val="clear"/>
+            <w:tcMar>
+              <w:top w:type="dxa" w:w="60"/>
+              <w:left w:type="dxa" w:w="100"/>
+              <w:bottom w:type="dxa" w:w="60"/>
+              <w:right w:type="dxa" w:w="100"/>
+            </w:tcMar>
+          </w:tcPr>
+          <w:p>
+            <w:pPr>
+              <w:spacing w:after="0" w:before="0"/>
+            </w:pPr>
+            <w:r>
+              <w:rPr>
+                <w:b/>
+                <w:bCs/>
+                <w:color w:val="0F2B3C"/>
+                <w:sz w:val="18"/>
+                <w:szCs w:val="18"/>
+              </w:rPr>
+              <w:t xml:space="preserve">Student-Friendly Definition</w:t>
+            </w:r>
+          </w:p>
+        </w:tc>
+        <w:tc>
+          <w:tcPr>
+            <w:tcW w:type="dxa" w:w="2200"/>
+            <w:shd w:fill="EEF4F8" w:color="auto" w:val="clear"/>
+            <w:tcMar>
+              <w:top w:type="dxa" w:w="60"/>
+              <w:left w:type="dxa" w:w="100"/>
+              <w:bottom w:type="dxa" w:w="60"/>
+              <w:right w:type="dxa" w:w="100"/>
+            </w:tcMar>
+          </w:tcPr>
+          <w:p>
+            <w:pPr>
+              <w:spacing w:after="0" w:before="0"/>
+            </w:pPr>
+            <w:r>
+              <w:rPr>
+                <w:b/>
+                <w:bCs/>
+                <w:color w:val="0F2B3C"/>
+                <w:sz w:val="18"/>
+                <w:szCs w:val="18"/>
+              </w:rPr>
+              <w:t xml:space="preserve">Non-Example</w:t>
+            </w:r>
+          </w:p>
+        </w:tc>
+        <w:tc>
+          <w:tcPr>
+            <w:tcW w:type="dxa" w:w="2200"/>
+            <w:shd w:fill="EEF4F8" w:color="auto" w:val="clear"/>
+            <w:tcMar>
+              <w:top w:type="dxa" w:w="60"/>
+              <w:left w:type="dxa" w:w="100"/>
+              <w:bottom w:type="dxa" w:w="60"/>
+              <w:right w:type="dxa" w:w="100"/>
+            </w:tcMar>
+          </w:tcPr>
+          <w:p>
+            <w:pPr>
+              <w:spacing w:after="0" w:before="0"/>
+            </w:pPr>
+            <w:r>
+              <w:rPr>
+                <w:b/>
+                <w:bCs/>
+                <w:color w:val="0F2B3C"/>
+                <w:sz w:val="18"/>
+                <w:szCs w:val="18"/>
+              </w:rPr>
+              <w:t xml:space="preserve">Visual Clue</w:t>
+            </w:r>
+          </w:p>
+        </w:tc>
+      </w:tr>
+      <w:tr>
+        <w:trPr>
+          <w:cantSplit/>
+        </w:trPr>
+        <w:tc>
+          <w:tcPr>
+            <w:tcW w:type="dxa" w:w="1800"/>
+            <w:tcMar>
+              <w:top w:type="dxa" w:w="60"/>
+              <w:left w:type="dxa" w:w="100"/>
+              <w:bottom w:type="dxa" w:w="60"/>
+              <w:right w:type="dxa" w:w="100"/>
+            </w:tcMar>
+            <w:vAlign w:val="top"/>
+          </w:tcPr>
+          <w:p>
+            <w:pPr>
+              <w:spacing w:after="20" w:before="0"/>
+            </w:pPr>
+            <w:r>
+              <w:rPr>
+                <w:b/>
+                <w:bCs/>
+                <w:color w:val="0F2B3C"/>
+                <w:sz w:val="20"/>
+                <w:szCs w:val="20"/>
+              </w:rPr>
+              <w:t xml:space="preserve">Least Common Multiple</w:t>
+            </w:r>
+          </w:p>
+          <w:p>
+            <w:pPr>
+              <w:spacing w:after="0" w:before="0"/>
+            </w:pPr>
+            <w:r>
+              <w:rPr>
+                <w:i/>
+                <w:iCs/>
+                <w:color w:val="5E6E7E"/>
+                <w:sz w:val="18"/>
+                <w:szCs w:val="18"/>
+              </w:rPr>
+              <w:t xml:space="preserve">Mínimo común múltiplo</w:t>
+            </w:r>
+          </w:p>
+        </w:tc>
+        <w:tc>
+          <w:tcPr>
+            <w:tcW w:type="dxa" w:w="3160"/>
+            <w:tcMar>
+              <w:top w:type="dxa" w:w="60"/>
+              <w:left w:type="dxa" w:w="100"/>
+              <w:bottom w:type="dxa" w:w="60"/>
+              <w:right w:type="dxa" w:w="100"/>
+            </w:tcMar>
+            <w:vAlign w:val="top"/>
+          </w:tcPr>
+          <w:p>
+            <w:pPr>
+              <w:spacing w:after="0" w:before="0"/>
+            </w:pPr>
+            <w:r>
+              <w:rPr>
+                <w:sz w:val="19"/>
+                <w:szCs w:val="19"/>
+              </w:rPr>
+              <w:t xml:space="preserve">The least positive number that is a multiple of two or more numbers.</w:t>
+            </w:r>
+          </w:p>
+        </w:tc>
+        <w:tc>
+          <w:tcPr>
+            <w:tcW w:type="dxa" w:w="2200"/>
+            <w:tcMar>
+              <w:top w:type="dxa" w:w="60"/>
+              <w:left w:type="dxa" w:w="100"/>
+              <w:bottom w:type="dxa" w:w="60"/>
+              <w:right w:type="dxa" w:w="100"/>
+            </w:tcMar>
+            <w:vAlign w:val="top"/>
+          </w:tcPr>
+          <w:p>
+            <w:pPr>
+              <w:spacing w:after="30" w:before="0"/>
+            </w:pPr>
+            <w:r>
+              <w:rPr>
+                <w:i/>
+                <w:iCs/>
+                <w:color w:val="5E6E7E"/>
+                <w:sz w:val="18"/>
+                <w:szCs w:val="18"/>
+              </w:rPr>
+              <w:t xml:space="preserve">Not Least Common Multiple: write a counter-example that does not fit the rule.</w:t>
+            </w:r>
+          </w:p>
+          <w:p>
+            <w:pPr>
+              <w:spacing w:after="50" w:before="0"/>
+            </w:pPr>
+            <w:r>
+              <w:rPr>
+                <w:color w:val="BBBBBB"/>
+                <w:sz w:val="18"/>
+                <w:szCs w:val="18"/>
+              </w:rPr>
+              <w:t xml:space="preserve">____________________________</w:t>
+            </w:r>
+          </w:p>
+        </w:tc>
+        <w:tc>
+          <w:tcPr>
+            <w:tcW w:type="dxa" w:w="2200"/>
+            <w:tcMar>
+              <w:top w:type="dxa" w:w="60"/>
+              <w:left w:type="dxa" w:w="100"/>
+              <w:bottom w:type="dxa" w:w="60"/>
+              <w:right w:type="dxa" w:w="100"/>
+            </w:tcMar>
+            <w:vAlign w:val="top"/>
+          </w:tcPr>
+          <w:p>
+            <w:pPr>
+              <w:spacing w:after="0" w:before="0"/>
+            </w:pPr>
+            <w:r>
+              <w:rPr>
+                <w:i/>
+                <w:iCs/>
+                <w:color w:val="5E6E7E"/>
+                <w:sz w:val="18"/>
+                <w:szCs w:val="18"/>
+              </w:rPr>
+              <w:t xml:space="preserve">Multiples of 4 and 6 first meet at 12, so LCM = 12.</w:t>
+            </w:r>
+          </w:p>
+        </w:tc>
+      </w:tr>
+      <w:tr>
+        <w:trPr>
+          <w:cantSplit/>
+        </w:trPr>
+        <w:tc>
+          <w:tcPr>
+            <w:tcW w:type="dxa" w:w="1800"/>
+            <w:tcMar>
+              <w:top w:type="dxa" w:w="60"/>
+              <w:left w:type="dxa" w:w="100"/>
+              <w:bottom w:type="dxa" w:w="60"/>
+              <w:right w:type="dxa" w:w="100"/>
+            </w:tcMar>
+            <w:vAlign w:val="top"/>
+          </w:tcPr>
+          <w:p>
+            <w:pPr>
+              <w:spacing w:after="20" w:before="0"/>
+            </w:pPr>
+            <w:r>
+              <w:rPr>
+                <w:b/>
+                <w:bCs/>
+                <w:color w:val="0F2B3C"/>
+                <w:sz w:val="20"/>
+                <w:szCs w:val="20"/>
+              </w:rPr>
+              <w:t xml:space="preserve">Multiple</w:t>
+            </w:r>
+          </w:p>
+          <w:p>
+            <w:pPr>
+              <w:spacing w:after="0" w:before="0"/>
+            </w:pPr>
+            <w:r>
+              <w:rPr>
+                <w:i/>
+                <w:iCs/>
+                <w:color w:val="5E6E7E"/>
+                <w:sz w:val="18"/>
+                <w:szCs w:val="18"/>
+              </w:rPr>
+              <w:t xml:space="preserve">Múltiplo</w:t>
+            </w:r>
+          </w:p>
+        </w:tc>
+        <w:tc>
+          <w:tcPr>
+            <w:tcW w:type="dxa" w:w="3160"/>
+            <w:tcMar>
+              <w:top w:type="dxa" w:w="60"/>
+              <w:left w:type="dxa" w:w="100"/>
+              <w:bottom w:type="dxa" w:w="60"/>
+              <w:right w:type="dxa" w:w="100"/>
+            </w:tcMar>
+            <w:vAlign w:val="top"/>
+          </w:tcPr>
+          <w:p>
+            <w:pPr>
+              <w:spacing w:after="0" w:before="0"/>
+            </w:pPr>
+            <w:r>
+              <w:rPr>
+                <w:sz w:val="19"/>
+                <w:szCs w:val="19"/>
+              </w:rPr>
+              <w:t xml:space="preserve">What you get when you multiply a number by 1, 2, 3, and so on.</w:t>
+            </w:r>
+          </w:p>
+        </w:tc>
+        <w:tc>
+          <w:tcPr>
+            <w:tcW w:type="dxa" w:w="2200"/>
+            <w:tcMar>
+              <w:top w:type="dxa" w:w="60"/>
+              <w:left w:type="dxa" w:w="100"/>
+              <w:bottom w:type="dxa" w:w="60"/>
+              <w:right w:type="dxa" w:w="100"/>
+            </w:tcMar>
+            <w:vAlign w:val="top"/>
+          </w:tcPr>
+          <w:p>
+            <w:pPr>
+              <w:spacing w:after="30" w:before="0"/>
+            </w:pPr>
+            <w:r>
+              <w:rPr>
+                <w:i/>
+                <w:iCs/>
+                <w:color w:val="5E6E7E"/>
+                <w:sz w:val="18"/>
+                <w:szCs w:val="18"/>
+              </w:rPr>
+              <w:t xml:space="preserve">Not Multiple: write a counter-example that does not fit the rule.</w:t>
+            </w:r>
+          </w:p>
+          <w:p>
+            <w:pPr>
+              <w:spacing w:after="50" w:before="0"/>
+            </w:pPr>
+            <w:r>
+              <w:rPr>
+                <w:color w:val="BBBBBB"/>
+                <w:sz w:val="18"/>
+                <w:szCs w:val="18"/>
+              </w:rPr>
+              <w:t xml:space="preserve">____________________________</w:t>
+            </w:r>
+          </w:p>
+        </w:tc>
+        <w:tc>
+          <w:tcPr>
+            <w:tcW w:type="dxa" w:w="2200"/>
+            <w:tcMar>
+              <w:top w:type="dxa" w:w="60"/>
+              <w:left w:type="dxa" w:w="100"/>
+              <w:bottom w:type="dxa" w:w="60"/>
+              <w:right w:type="dxa" w:w="100"/>
+            </w:tcMar>
+            <w:vAlign w:val="top"/>
+          </w:tcPr>
+          <w:p>
+            <w:pPr>
+              <w:spacing w:after="0" w:before="0"/>
+            </w:pPr>
+            <w:r>
+              <w:rPr>
+                <w:i/>
+                <w:iCs/>
+                <w:color w:val="5E6E7E"/>
+                <w:sz w:val="18"/>
+                <w:szCs w:val="18"/>
+              </w:rPr>
+              <w:t xml:space="preserve">Multiples of 4: 4, 8, 12, 16, 20 — found by multiplying 4 × 1, 4 × 2, 4 × 3, ...</w:t>
+            </w:r>
+          </w:p>
+        </w:tc>
+      </w:tr>
+      <w:tr>
+        <w:trPr>
+          <w:cantSplit/>
+        </w:trPr>
+        <w:tc>
+          <w:tcPr>
+            <w:tcW w:type="dxa" w:w="1800"/>
+            <w:tcMar>
+              <w:top w:type="dxa" w:w="60"/>
+              <w:left w:type="dxa" w:w="100"/>
+              <w:bottom w:type="dxa" w:w="60"/>
+              <w:right w:type="dxa" w:w="100"/>
+            </w:tcMar>
+            <w:vAlign w:val="top"/>
+          </w:tcPr>
+          <w:p>
+            <w:pPr>
+              <w:spacing w:after="20" w:before="0"/>
+            </w:pPr>
+            <w:r>
+              <w:rPr>
+                <w:b/>
+                <w:bCs/>
+                <w:color w:val="0F2B3C"/>
+                <w:sz w:val="20"/>
+                <w:szCs w:val="20"/>
+              </w:rPr>
+              <w:t xml:space="preserve">Common multiple</w:t>
+            </w:r>
+          </w:p>
+          <w:p>
+            <w:pPr>
+              <w:spacing w:after="0" w:before="0"/>
+            </w:pPr>
+            <w:r>
+              <w:rPr>
+                <w:i/>
+                <w:iCs/>
+                <w:color w:val="5E6E7E"/>
+                <w:sz w:val="18"/>
+                <w:szCs w:val="18"/>
+              </w:rPr>
+              <w:t xml:space="preserve">Múltiplo común</w:t>
+            </w:r>
+          </w:p>
+        </w:tc>
+        <w:tc>
+          <w:tcPr>
+            <w:tcW w:type="dxa" w:w="3160"/>
+            <w:tcMar>
+              <w:top w:type="dxa" w:w="60"/>
+              <w:left w:type="dxa" w:w="100"/>
+              <w:bottom w:type="dxa" w:w="60"/>
+              <w:right w:type="dxa" w:w="100"/>
+            </w:tcMar>
+            <w:vAlign w:val="top"/>
+          </w:tcPr>
+          <w:p>
+            <w:pPr>
+              <w:spacing w:after="0" w:before="0"/>
+            </w:pPr>
+            <w:r>
+              <w:rPr>
+                <w:sz w:val="19"/>
+                <w:szCs w:val="19"/>
+              </w:rPr>
+              <w:t xml:space="preserve">A number that two or more numbers both go into.</w:t>
+            </w:r>
+          </w:p>
+        </w:tc>
+        <w:tc>
+          <w:tcPr>
+            <w:tcW w:type="dxa" w:w="2200"/>
+            <w:tcMar>
+              <w:top w:type="dxa" w:w="60"/>
+              <w:left w:type="dxa" w:w="100"/>
+              <w:bottom w:type="dxa" w:w="60"/>
+              <w:right w:type="dxa" w:w="100"/>
+            </w:tcMar>
+            <w:vAlign w:val="top"/>
+          </w:tcPr>
+          <w:p>
+            <w:pPr>
+              <w:spacing w:after="30" w:before="0"/>
+            </w:pPr>
+            <w:r>
+              <w:rPr>
+                <w:i/>
+                <w:iCs/>
+                <w:color w:val="5E6E7E"/>
+                <w:sz w:val="18"/>
+                <w:szCs w:val="18"/>
+              </w:rPr>
+              <w:t xml:space="preserve">Not Common multiple: write a counter-example that does not fit the rule.</w:t>
+            </w:r>
+          </w:p>
+          <w:p>
+            <w:pPr>
+              <w:spacing w:after="50" w:before="0"/>
+            </w:pPr>
+            <w:r>
+              <w:rPr>
+                <w:color w:val="BBBBBB"/>
+                <w:sz w:val="18"/>
+                <w:szCs w:val="18"/>
+              </w:rPr>
+              <w:t xml:space="preserve">____________________________</w:t>
+            </w:r>
+          </w:p>
+        </w:tc>
+        <w:tc>
+          <w:tcPr>
+            <w:tcW w:type="dxa" w:w="2200"/>
+            <w:tcMar>
+              <w:top w:type="dxa" w:w="60"/>
+              <w:left w:type="dxa" w:w="100"/>
+              <w:bottom w:type="dxa" w:w="60"/>
+              <w:right w:type="dxa" w:w="100"/>
+            </w:tcMar>
+            <w:vAlign w:val="top"/>
+          </w:tcPr>
+          <w:p>
+            <w:pPr>
+              <w:spacing w:after="0" w:before="0"/>
+            </w:pPr>
+            <w:r>
+              <w:rPr>
+                <w:i/>
+                <w:iCs/>
+                <w:color w:val="5E6E7E"/>
+                <w:sz w:val="18"/>
+                <w:szCs w:val="18"/>
+              </w:rPr>
+              <w:t xml:space="preserve">12, 24, and 36 are all common multiples of both 3 and 4</w:t>
+            </w:r>
+          </w:p>
+        </w:tc>
+      </w:tr>
+      <w:tr>
+        <w:trPr>
+          <w:cantSplit/>
+        </w:trPr>
+        <w:tc>
+          <w:tcPr>
+            <w:tcW w:type="dxa" w:w="1800"/>
+            <w:tcMar>
+              <w:top w:type="dxa" w:w="60"/>
+              <w:left w:type="dxa" w:w="100"/>
+              <w:bottom w:type="dxa" w:w="60"/>
+              <w:right w:type="dxa" w:w="100"/>
+            </w:tcMar>
+            <w:vAlign w:val="top"/>
+          </w:tcPr>
+          <w:p>
+            <w:pPr>
+              <w:spacing w:after="20" w:before="0"/>
+            </w:pPr>
+            <w:r>
+              <w:rPr>
+                <w:b/>
+                <w:bCs/>
+                <w:color w:val="0F2B3C"/>
+                <w:sz w:val="20"/>
+                <w:szCs w:val="20"/>
+              </w:rPr>
+              <w:t xml:space="preserve">Skip counting</w:t>
+            </w:r>
+          </w:p>
+          <w:p>
+            <w:pPr>
+              <w:spacing w:after="0" w:before="0"/>
+            </w:pPr>
+            <w:r>
+              <w:rPr>
+                <w:i/>
+                <w:iCs/>
+                <w:color w:val="5E6E7E"/>
+                <w:sz w:val="18"/>
+                <w:szCs w:val="18"/>
+              </w:rPr>
+              <w:t xml:space="preserve">Conteo salteado</w:t>
+            </w:r>
+          </w:p>
+        </w:tc>
+        <w:tc>
+          <w:tcPr>
+            <w:tcW w:type="dxa" w:w="3160"/>
+            <w:tcMar>
+              <w:top w:type="dxa" w:w="60"/>
+              <w:left w:type="dxa" w:w="100"/>
+              <w:bottom w:type="dxa" w:w="60"/>
+              <w:right w:type="dxa" w:w="100"/>
+            </w:tcMar>
+            <w:vAlign w:val="top"/>
+          </w:tcPr>
+          <w:p>
+            <w:pPr>
+              <w:spacing w:after="0" w:before="0"/>
+            </w:pPr>
+            <w:r>
+              <w:rPr>
+                <w:sz w:val="19"/>
+                <w:szCs w:val="19"/>
+              </w:rPr>
+              <w:t xml:space="preserve">Counting by a number, like 2, 4, 6, to list its multiples.</w:t>
+            </w:r>
+          </w:p>
+        </w:tc>
+        <w:tc>
+          <w:tcPr>
+            <w:tcW w:type="dxa" w:w="2200"/>
+            <w:tcMar>
+              <w:top w:type="dxa" w:w="60"/>
+              <w:left w:type="dxa" w:w="100"/>
+              <w:bottom w:type="dxa" w:w="60"/>
+              <w:right w:type="dxa" w:w="100"/>
+            </w:tcMar>
+            <w:vAlign w:val="top"/>
+          </w:tcPr>
+          <w:p>
+            <w:pPr>
+              <w:spacing w:after="30" w:before="0"/>
+            </w:pPr>
+            <w:r>
+              <w:rPr>
+                <w:i/>
+                <w:iCs/>
+                <w:color w:val="5E6E7E"/>
+                <w:sz w:val="18"/>
+                <w:szCs w:val="18"/>
+              </w:rPr>
+              <w:t xml:space="preserve">Not Skip counting: write a counter-example that does not fit the rule.</w:t>
+            </w:r>
+          </w:p>
+          <w:p>
+            <w:pPr>
+              <w:spacing w:after="50" w:before="0"/>
+            </w:pPr>
+            <w:r>
+              <w:rPr>
+                <w:color w:val="BBBBBB"/>
+                <w:sz w:val="18"/>
+                <w:szCs w:val="18"/>
+              </w:rPr>
+              <w:t xml:space="preserve">____________________________</w:t>
+            </w:r>
+          </w:p>
+        </w:tc>
+        <w:tc>
+          <w:tcPr>
+            <w:tcW w:type="dxa" w:w="2200"/>
+            <w:tcMar>
+              <w:top w:type="dxa" w:w="60"/>
+              <w:left w:type="dxa" w:w="100"/>
+              <w:bottom w:type="dxa" w:w="60"/>
+              <w:right w:type="dxa" w:w="100"/>
+            </w:tcMar>
+            <w:vAlign w:val="top"/>
+          </w:tcPr>
+          <w:p>
+            <w:pPr>
+              <w:spacing w:after="0" w:before="0"/>
+            </w:pPr>
+            <w:r>
+              <w:rPr>
+                <w:i/>
+                <w:iCs/>
+                <w:color w:val="5E6E7E"/>
+                <w:sz w:val="18"/>
+                <w:szCs w:val="18"/>
+              </w:rPr>
+              <w:t xml:space="preserve">Skip count by 6: 6, 12, 18, 24, 30 — each jump adds 6</w:t>
+            </w:r>
+          </w:p>
+        </w:tc>
+      </w:tr>
+      <w:tr>
+        <w:trPr>
+          <w:cantSplit/>
+        </w:trPr>
+        <w:tc>
+          <w:tcPr>
+            <w:tcW w:type="dxa" w:w="1800"/>
+            <w:tcMar>
+              <w:top w:type="dxa" w:w="60"/>
+              <w:left w:type="dxa" w:w="100"/>
+              <w:bottom w:type="dxa" w:w="60"/>
+              <w:right w:type="dxa" w:w="100"/>
+            </w:tcMar>
+            <w:vAlign w:val="top"/>
+          </w:tcPr>
+          <w:p>
+            <w:pPr>
+              <w:spacing w:after="20" w:before="0"/>
+            </w:pPr>
+            <w:r>
+              <w:rPr>
+                <w:b/>
+                <w:bCs/>
+                <w:color w:val="0F2B3C"/>
+                <w:sz w:val="20"/>
+                <w:szCs w:val="20"/>
+              </w:rPr>
+              <w:t xml:space="preserve">Prime factorization</w:t>
+            </w:r>
+          </w:p>
+          <w:p>
+            <w:pPr>
+              <w:spacing w:after="0" w:before="0"/>
+            </w:pPr>
+            <w:r>
+              <w:rPr>
+                <w:i/>
+                <w:iCs/>
+                <w:color w:val="5E6E7E"/>
+                <w:sz w:val="18"/>
+                <w:szCs w:val="18"/>
+              </w:rPr>
+              <w:t xml:space="preserve">Factorización prima</w:t>
+            </w:r>
+          </w:p>
+        </w:tc>
+        <w:tc>
+          <w:tcPr>
+            <w:tcW w:type="dxa" w:w="3160"/>
+            <w:tcMar>
+              <w:top w:type="dxa" w:w="60"/>
+              <w:left w:type="dxa" w:w="100"/>
+              <w:bottom w:type="dxa" w:w="60"/>
+              <w:right w:type="dxa" w:w="100"/>
+            </w:tcMar>
+            <w:vAlign w:val="top"/>
+          </w:tcPr>
+          <w:p>
+            <w:pPr>
+              <w:spacing w:after="0" w:before="0"/>
+            </w:pPr>
+            <w:r>
+              <w:rPr>
+                <w:sz w:val="19"/>
+                <w:szCs w:val="19"/>
+              </w:rPr>
+              <w:t xml:space="preserve">Writing a number as prime numbers multiplied together. It helps you find the LCM.</w:t>
+            </w:r>
+          </w:p>
+        </w:tc>
+        <w:tc>
+          <w:tcPr>
+            <w:tcW w:type="dxa" w:w="2200"/>
+            <w:tcMar>
+              <w:top w:type="dxa" w:w="60"/>
+              <w:left w:type="dxa" w:w="100"/>
+              <w:bottom w:type="dxa" w:w="60"/>
+              <w:right w:type="dxa" w:w="100"/>
+            </w:tcMar>
+            <w:vAlign w:val="top"/>
+          </w:tcPr>
+          <w:p>
+            <w:pPr>
+              <w:spacing w:after="30" w:before="0"/>
+            </w:pPr>
+            <w:r>
+              <w:rPr>
+                <w:i/>
+                <w:iCs/>
+                <w:color w:val="5E6E7E"/>
+                <w:sz w:val="18"/>
+                <w:szCs w:val="18"/>
+              </w:rPr>
+              <w:t xml:space="preserve">Not Prime factorization: write a counter-example that does not fit the rule.</w:t>
+            </w:r>
+          </w:p>
+          <w:p>
+            <w:pPr>
+              <w:spacing w:after="50" w:before="0"/>
+            </w:pPr>
+            <w:r>
+              <w:rPr>
+                <w:color w:val="BBBBBB"/>
+                <w:sz w:val="18"/>
+                <w:szCs w:val="18"/>
+              </w:rPr>
+              <w:t xml:space="preserve">____________________________</w:t>
+            </w:r>
+          </w:p>
+        </w:tc>
+        <w:tc>
+          <w:tcPr>
+            <w:tcW w:type="dxa" w:w="2200"/>
+            <w:tcMar>
+              <w:top w:type="dxa" w:w="60"/>
+              <w:left w:type="dxa" w:w="100"/>
+              <w:bottom w:type="dxa" w:w="60"/>
+              <w:right w:type="dxa" w:w="100"/>
+            </w:tcMar>
+            <w:vAlign w:val="top"/>
+          </w:tcPr>
+          <w:p>
+            <w:pPr>
+              <w:spacing w:after="0" w:before="0"/>
+            </w:pPr>
+            <w:r>
+              <w:rPr>
+                <w:i/>
+                <w:iCs/>
+                <w:color w:val="5E6E7E"/>
+                <w:sz w:val="18"/>
+                <w:szCs w:val="18"/>
+              </w:rPr>
+              <w:t xml:space="preserve">4 = 2 × 2, 6 = 2 × 3. LCM uses the highest power of each prime: 2² × 3 = 12</w:t>
+            </w:r>
+          </w:p>
+        </w:tc>
+      </w:tr>
+    </w:tbl>
+    <w:p>
+      <w:pPr>
+        <w:spacing w:after="120" w:before="140"/>
       </w:pPr>
       <w:r>
         <w:rPr>
@@ -127,73 +965,922 @@
         <w:t xml:space="preserve">Let's skip-count one step at a time.</w:t>
       </w:r>
     </w:p>
-    <w:p>
-      <w:pPr>
-        <w:spacing w:after="40" w:before="0"/>
-      </w:pPr>
-      <w:r>
-        <w:rPr>
-          <w:sz w:val="22"/>
-          <w:szCs w:val="22"/>
-        </w:rPr>
-        <w:t xml:space="preserve">1.  Skip-count by 2: 2, 4, ___?</w:t>
-      </w:r>
-    </w:p>
-    <w:p>
-      <w:pPr>
-        <w:spacing w:after="80" w:before="0"/>
-      </w:pPr>
-      <w:r>
-        <w:rPr>
-          <w:color w:val="BBBBBB"/>
-        </w:rPr>
-        <w:t xml:space="preserve">____________________________________________________</w:t>
-      </w:r>
-    </w:p>
-    <w:p>
-      <w:pPr>
-        <w:spacing w:after="40" w:before="0"/>
-      </w:pPr>
-      <w:r>
-        <w:rPr>
-          <w:sz w:val="22"/>
-          <w:szCs w:val="22"/>
-        </w:rPr>
-        <w:t xml:space="preserve">2.  Skip-count by 3: 3, 6, ___?</w:t>
-      </w:r>
-    </w:p>
-    <w:p>
-      <w:pPr>
-        <w:spacing w:after="80" w:before="0"/>
-      </w:pPr>
-      <w:r>
-        <w:rPr>
-          <w:color w:val="BBBBBB"/>
-        </w:rPr>
-        <w:t xml:space="preserve">____________________________________________________</w:t>
-      </w:r>
-    </w:p>
-    <w:p>
-      <w:pPr>
-        <w:spacing w:after="40" w:before="0"/>
-      </w:pPr>
-      <w:r>
-        <w:rPr>
-          <w:sz w:val="22"/>
-          <w:szCs w:val="22"/>
-        </w:rPr>
-        <w:t xml:space="preserve">3.  Skip-count by 5: 5, 10, ___?</w:t>
-      </w:r>
-    </w:p>
-    <w:p>
-      <w:pPr>
-        <w:spacing w:after="80" w:before="0"/>
-      </w:pPr>
-      <w:r>
-        <w:rPr>
-          <w:color w:val="BBBBBB"/>
-        </w:rPr>
-        <w:t xml:space="preserve">____________________________________________________</w:t>
+    <w:tbl>
+      <w:tblPr>
+        <w:tblW w:type="dxa" w:w="9360"/>
+        <w:tblBorders>
+          <w:top w:val="single" w:color="C7D2DD" w:sz="6"/>
+          <w:left w:val="single" w:color="C7D2DD" w:sz="6"/>
+          <w:bottom w:val="single" w:color="C7D2DD" w:sz="6"/>
+          <w:right w:val="single" w:color="C7D2DD" w:sz="6"/>
+          <w:insideH w:val="single" w:color="C7D2DD" w:sz="6"/>
+          <w:insideV w:val="single" w:color="C7D2DD" w:sz="6"/>
+        </w:tblBorders>
+      </w:tblPr>
+      <w:tblGrid>
+        <w:gridCol w:w="2800"/>
+        <w:gridCol w:w="3560"/>
+        <w:gridCol w:w="3000"/>
+      </w:tblGrid>
+      <w:tr>
+        <w:trPr>
+          <w:cantSplit/>
+          <w:tblHeader/>
+        </w:trPr>
+        <w:tc>
+          <w:tcPr>
+            <w:tcW w:type="dxa" w:w="2800"/>
+            <w:shd w:fill="EEF4F8" w:color="auto" w:val="clear"/>
+            <w:tcMar>
+              <w:top w:type="dxa" w:w="60"/>
+              <w:left w:type="dxa" w:w="100"/>
+              <w:bottom w:type="dxa" w:w="60"/>
+              <w:right w:type="dxa" w:w="100"/>
+            </w:tcMar>
+          </w:tcPr>
+          <w:p>
+            <w:pPr>
+              <w:spacing w:after="0" w:before="0"/>
+            </w:pPr>
+            <w:r>
+              <w:rPr>
+                <w:b/>
+                <w:bCs/>
+                <w:color w:val="0F2B3C"/>
+                <w:sz w:val="16"/>
+                <w:szCs w:val="16"/>
+              </w:rPr>
+              <w:t xml:space="preserve">CORE PROBLEM / GIVEN REPRESENTATION</w:t>
+            </w:r>
+          </w:p>
+        </w:tc>
+        <w:tc>
+          <w:tcPr>
+            <w:tcW w:type="dxa" w:w="3560"/>
+            <w:shd w:fill="EEF4F8" w:color="auto" w:val="clear"/>
+            <w:tcMar>
+              <w:top w:type="dxa" w:w="60"/>
+              <w:left w:type="dxa" w:w="100"/>
+              <w:bottom w:type="dxa" w:w="60"/>
+              <w:right w:type="dxa" w:w="100"/>
+            </w:tcMar>
+          </w:tcPr>
+          <w:p>
+            <w:pPr>
+              <w:spacing w:after="0" w:before="0"/>
+            </w:pPr>
+            <w:r>
+              <w:rPr>
+                <w:b/>
+                <w:bCs/>
+                <w:color w:val="0F2B3C"/>
+                <w:sz w:val="16"/>
+                <w:szCs w:val="16"/>
+              </w:rPr>
+              <w:t xml:space="preserve">WORKING SPACE / CALCULATION STEPS</w:t>
+            </w:r>
+          </w:p>
+        </w:tc>
+        <w:tc>
+          <w:tcPr>
+            <w:tcW w:type="dxa" w:w="3000"/>
+            <w:shd w:fill="FBF3E2" w:color="auto" w:val="clear"/>
+            <w:tcMar>
+              <w:top w:type="dxa" w:w="60"/>
+              <w:left w:type="dxa" w:w="100"/>
+              <w:bottom w:type="dxa" w:w="60"/>
+              <w:right w:type="dxa" w:w="100"/>
+            </w:tcMar>
+          </w:tcPr>
+          <w:p>
+            <w:pPr>
+              <w:spacing w:after="0" w:before="0"/>
+            </w:pPr>
+            <w:r>
+              <w:rPr>
+                <w:b/>
+                <w:bCs/>
+                <w:color w:val="7A5400"/>
+                <w:sz w:val="16"/>
+                <w:szCs w:val="16"/>
+              </w:rPr>
+              <w:t xml:space="preserve">EXPLAIN YOUR REASONING</w:t>
+            </w:r>
+          </w:p>
+        </w:tc>
+      </w:tr>
+      <w:tr>
+        <w:trPr>
+          <w:cantSplit/>
+        </w:trPr>
+        <w:tc>
+          <w:tcPr>
+            <w:tcW w:type="dxa" w:w="2800"/>
+            <w:tcMar>
+              <w:top w:type="dxa" w:w="80"/>
+              <w:left w:type="dxa" w:w="100"/>
+              <w:bottom w:type="dxa" w:w="80"/>
+              <w:right w:type="dxa" w:w="100"/>
+            </w:tcMar>
+            <w:vAlign w:val="top"/>
+          </w:tcPr>
+          <w:p>
+            <w:pPr>
+              <w:spacing w:after="40" w:before="0"/>
+            </w:pPr>
+            <w:r>
+              <w:rPr>
+                <w:b/>
+                <w:bCs/>
+                <w:color w:val="0F2B3C"/>
+                <w:sz w:val="20"/>
+                <w:szCs w:val="20"/>
+              </w:rPr>
+              <w:t xml:space="preserve">1.  Skip-count by 2: 2, 4, ___?</w:t>
+            </w:r>
+          </w:p>
+        </w:tc>
+        <w:tc>
+          <w:tcPr>
+            <w:tcW w:type="dxa" w:w="3560"/>
+            <w:tcMar>
+              <w:top w:type="dxa" w:w="80"/>
+              <w:left w:type="dxa" w:w="100"/>
+              <w:bottom w:type="dxa" w:w="80"/>
+              <w:right w:type="dxa" w:w="100"/>
+            </w:tcMar>
+            <w:vAlign w:val="top"/>
+          </w:tcPr>
+          <w:p>
+            <w:pPr>
+              <w:spacing w:after="50" w:before="0"/>
+            </w:pPr>
+            <w:r>
+              <w:rPr>
+                <w:color w:val="BBBBBB"/>
+                <w:sz w:val="18"/>
+                <w:szCs w:val="18"/>
+              </w:rPr>
+              <w:t xml:space="preserve">____________________________</w:t>
+            </w:r>
+          </w:p>
+          <w:p>
+            <w:pPr>
+              <w:spacing w:after="50" w:before="0"/>
+            </w:pPr>
+            <w:r>
+              <w:rPr>
+                <w:color w:val="BBBBBB"/>
+                <w:sz w:val="18"/>
+                <w:szCs w:val="18"/>
+              </w:rPr>
+              <w:t xml:space="preserve">____________________________</w:t>
+            </w:r>
+          </w:p>
+          <w:p>
+            <w:pPr>
+              <w:spacing w:after="50" w:before="0"/>
+            </w:pPr>
+            <w:r>
+              <w:rPr>
+                <w:color w:val="BBBBBB"/>
+                <w:sz w:val="18"/>
+                <w:szCs w:val="18"/>
+              </w:rPr>
+              <w:t xml:space="preserve">____________________________</w:t>
+            </w:r>
+          </w:p>
+          <w:p>
+            <w:pPr>
+              <w:spacing w:after="50" w:before="0"/>
+            </w:pPr>
+            <w:r>
+              <w:rPr>
+                <w:color w:val="BBBBBB"/>
+                <w:sz w:val="18"/>
+                <w:szCs w:val="18"/>
+              </w:rPr>
+              <w:t xml:space="preserve">____________________________</w:t>
+            </w:r>
+          </w:p>
+        </w:tc>
+        <w:tc>
+          <w:tcPr>
+            <w:tcW w:type="dxa" w:w="3000"/>
+            <w:shd w:fill="FBF3E2" w:color="auto" w:val="clear"/>
+            <w:tcMar>
+              <w:top w:type="dxa" w:w="80"/>
+              <w:left w:type="dxa" w:w="100"/>
+              <w:bottom w:type="dxa" w:w="80"/>
+              <w:right w:type="dxa" w:w="100"/>
+            </w:tcMar>
+            <w:vAlign w:val="top"/>
+          </w:tcPr>
+          <w:p>
+            <w:pPr>
+              <w:spacing w:after="30" w:before="0"/>
+            </w:pPr>
+            <w:r>
+              <w:rPr>
+                <w:b/>
+                <w:bCs/>
+                <w:color w:val="0F2B3C"/>
+                <w:sz w:val="18"/>
+                <w:szCs w:val="18"/>
+              </w:rPr>
+              <w:t xml:space="preserve">Because... ________________</w:t>
+            </w:r>
+          </w:p>
+          <w:p>
+            <w:pPr>
+              <w:spacing w:after="50" w:before="0"/>
+            </w:pPr>
+            <w:r>
+              <w:rPr>
+                <w:color w:val="BBBBBB"/>
+                <w:sz w:val="18"/>
+                <w:szCs w:val="18"/>
+              </w:rPr>
+              <w:t xml:space="preserve">____________________________</w:t>
+            </w:r>
+          </w:p>
+          <w:p>
+            <w:pPr>
+              <w:spacing w:after="30" w:before="40"/>
+            </w:pPr>
+            <w:r>
+              <w:rPr>
+                <w:b/>
+                <w:bCs/>
+                <w:color w:val="1A6FB5"/>
+                <w:sz w:val="18"/>
+                <w:szCs w:val="18"/>
+              </w:rPr>
+              <w:t xml:space="preserve">Although... _______________</w:t>
+            </w:r>
+          </w:p>
+          <w:p>
+            <w:pPr>
+              <w:spacing w:after="50" w:before="0"/>
+            </w:pPr>
+            <w:r>
+              <w:rPr>
+                <w:color w:val="BBBBBB"/>
+                <w:sz w:val="18"/>
+                <w:szCs w:val="18"/>
+              </w:rPr>
+              <w:t xml:space="preserve">____________________________</w:t>
+            </w:r>
+          </w:p>
+          <w:p>
+            <w:pPr>
+              <w:spacing w:after="30" w:before="40"/>
+            </w:pPr>
+            <w:r>
+              <w:rPr>
+                <w:b/>
+                <w:bCs/>
+                <w:color w:val="7A5400"/>
+                <w:sz w:val="18"/>
+                <w:szCs w:val="18"/>
+              </w:rPr>
+              <w:t xml:space="preserve">Therefore... ______________</w:t>
+            </w:r>
+          </w:p>
+          <w:p>
+            <w:pPr>
+              <w:spacing w:after="50" w:before="0"/>
+            </w:pPr>
+            <w:r>
+              <w:rPr>
+                <w:color w:val="BBBBBB"/>
+                <w:sz w:val="18"/>
+                <w:szCs w:val="18"/>
+              </w:rPr>
+              <w:t xml:space="preserve">____________________________</w:t>
+            </w:r>
+          </w:p>
+        </w:tc>
+      </w:tr>
+    </w:tbl>
+    <w:p>
+      <w:pPr>
+        <w:spacing w:after="60" w:before="0"/>
+      </w:pPr>
+      <w:r>
+        <w:t xml:space="preserve"/>
+      </w:r>
+    </w:p>
+    <w:tbl>
+      <w:tblPr>
+        <w:tblW w:type="dxa" w:w="9360"/>
+        <w:tblBorders>
+          <w:top w:val="single" w:color="C7D2DD" w:sz="6"/>
+          <w:left w:val="single" w:color="C7D2DD" w:sz="6"/>
+          <w:bottom w:val="single" w:color="C7D2DD" w:sz="6"/>
+          <w:right w:val="single" w:color="C7D2DD" w:sz="6"/>
+          <w:insideH w:val="single" w:color="C7D2DD" w:sz="6"/>
+          <w:insideV w:val="single" w:color="C7D2DD" w:sz="6"/>
+        </w:tblBorders>
+      </w:tblPr>
+      <w:tblGrid>
+        <w:gridCol w:w="2800"/>
+        <w:gridCol w:w="3560"/>
+        <w:gridCol w:w="3000"/>
+      </w:tblGrid>
+      <w:tr>
+        <w:trPr>
+          <w:cantSplit/>
+          <w:tblHeader/>
+        </w:trPr>
+        <w:tc>
+          <w:tcPr>
+            <w:tcW w:type="dxa" w:w="2800"/>
+            <w:shd w:fill="EEF4F8" w:color="auto" w:val="clear"/>
+            <w:tcMar>
+              <w:top w:type="dxa" w:w="60"/>
+              <w:left w:type="dxa" w:w="100"/>
+              <w:bottom w:type="dxa" w:w="60"/>
+              <w:right w:type="dxa" w:w="100"/>
+            </w:tcMar>
+          </w:tcPr>
+          <w:p>
+            <w:pPr>
+              <w:spacing w:after="0" w:before="0"/>
+            </w:pPr>
+            <w:r>
+              <w:rPr>
+                <w:b/>
+                <w:bCs/>
+                <w:color w:val="0F2B3C"/>
+                <w:sz w:val="16"/>
+                <w:szCs w:val="16"/>
+              </w:rPr>
+              <w:t xml:space="preserve">CORE PROBLEM / GIVEN REPRESENTATION</w:t>
+            </w:r>
+          </w:p>
+        </w:tc>
+        <w:tc>
+          <w:tcPr>
+            <w:tcW w:type="dxa" w:w="3560"/>
+            <w:shd w:fill="EEF4F8" w:color="auto" w:val="clear"/>
+            <w:tcMar>
+              <w:top w:type="dxa" w:w="60"/>
+              <w:left w:type="dxa" w:w="100"/>
+              <w:bottom w:type="dxa" w:w="60"/>
+              <w:right w:type="dxa" w:w="100"/>
+            </w:tcMar>
+          </w:tcPr>
+          <w:p>
+            <w:pPr>
+              <w:spacing w:after="0" w:before="0"/>
+            </w:pPr>
+            <w:r>
+              <w:rPr>
+                <w:b/>
+                <w:bCs/>
+                <w:color w:val="0F2B3C"/>
+                <w:sz w:val="16"/>
+                <w:szCs w:val="16"/>
+              </w:rPr>
+              <w:t xml:space="preserve">WORKING SPACE / CALCULATION STEPS</w:t>
+            </w:r>
+          </w:p>
+        </w:tc>
+        <w:tc>
+          <w:tcPr>
+            <w:tcW w:type="dxa" w:w="3000"/>
+            <w:shd w:fill="FBF3E2" w:color="auto" w:val="clear"/>
+            <w:tcMar>
+              <w:top w:type="dxa" w:w="60"/>
+              <w:left w:type="dxa" w:w="100"/>
+              <w:bottom w:type="dxa" w:w="60"/>
+              <w:right w:type="dxa" w:w="100"/>
+            </w:tcMar>
+          </w:tcPr>
+          <w:p>
+            <w:pPr>
+              <w:spacing w:after="0" w:before="0"/>
+            </w:pPr>
+            <w:r>
+              <w:rPr>
+                <w:b/>
+                <w:bCs/>
+                <w:color w:val="7A5400"/>
+                <w:sz w:val="16"/>
+                <w:szCs w:val="16"/>
+              </w:rPr>
+              <w:t xml:space="preserve">EXPLAIN YOUR REASONING</w:t>
+            </w:r>
+          </w:p>
+        </w:tc>
+      </w:tr>
+      <w:tr>
+        <w:trPr>
+          <w:cantSplit/>
+        </w:trPr>
+        <w:tc>
+          <w:tcPr>
+            <w:tcW w:type="dxa" w:w="2800"/>
+            <w:tcMar>
+              <w:top w:type="dxa" w:w="80"/>
+              <w:left w:type="dxa" w:w="100"/>
+              <w:bottom w:type="dxa" w:w="80"/>
+              <w:right w:type="dxa" w:w="100"/>
+            </w:tcMar>
+            <w:vAlign w:val="top"/>
+          </w:tcPr>
+          <w:p>
+            <w:pPr>
+              <w:spacing w:after="40" w:before="0"/>
+            </w:pPr>
+            <w:r>
+              <w:rPr>
+                <w:b/>
+                <w:bCs/>
+                <w:color w:val="0F2B3C"/>
+                <w:sz w:val="20"/>
+                <w:szCs w:val="20"/>
+              </w:rPr>
+              <w:t xml:space="preserve">2.  Skip-count by 3: 3, 6, ___?</w:t>
+            </w:r>
+          </w:p>
+        </w:tc>
+        <w:tc>
+          <w:tcPr>
+            <w:tcW w:type="dxa" w:w="3560"/>
+            <w:tcMar>
+              <w:top w:type="dxa" w:w="80"/>
+              <w:left w:type="dxa" w:w="100"/>
+              <w:bottom w:type="dxa" w:w="80"/>
+              <w:right w:type="dxa" w:w="100"/>
+            </w:tcMar>
+            <w:vAlign w:val="top"/>
+          </w:tcPr>
+          <w:p>
+            <w:pPr>
+              <w:spacing w:after="50" w:before="0"/>
+            </w:pPr>
+            <w:r>
+              <w:rPr>
+                <w:color w:val="BBBBBB"/>
+                <w:sz w:val="18"/>
+                <w:szCs w:val="18"/>
+              </w:rPr>
+              <w:t xml:space="preserve">____________________________</w:t>
+            </w:r>
+          </w:p>
+          <w:p>
+            <w:pPr>
+              <w:spacing w:after="50" w:before="0"/>
+            </w:pPr>
+            <w:r>
+              <w:rPr>
+                <w:color w:val="BBBBBB"/>
+                <w:sz w:val="18"/>
+                <w:szCs w:val="18"/>
+              </w:rPr>
+              <w:t xml:space="preserve">____________________________</w:t>
+            </w:r>
+          </w:p>
+          <w:p>
+            <w:pPr>
+              <w:spacing w:after="50" w:before="0"/>
+            </w:pPr>
+            <w:r>
+              <w:rPr>
+                <w:color w:val="BBBBBB"/>
+                <w:sz w:val="18"/>
+                <w:szCs w:val="18"/>
+              </w:rPr>
+              <w:t xml:space="preserve">____________________________</w:t>
+            </w:r>
+          </w:p>
+          <w:p>
+            <w:pPr>
+              <w:spacing w:after="50" w:before="0"/>
+            </w:pPr>
+            <w:r>
+              <w:rPr>
+                <w:color w:val="BBBBBB"/>
+                <w:sz w:val="18"/>
+                <w:szCs w:val="18"/>
+              </w:rPr>
+              <w:t xml:space="preserve">____________________________</w:t>
+            </w:r>
+          </w:p>
+        </w:tc>
+        <w:tc>
+          <w:tcPr>
+            <w:tcW w:type="dxa" w:w="3000"/>
+            <w:shd w:fill="FBF3E2" w:color="auto" w:val="clear"/>
+            <w:tcMar>
+              <w:top w:type="dxa" w:w="80"/>
+              <w:left w:type="dxa" w:w="100"/>
+              <w:bottom w:type="dxa" w:w="80"/>
+              <w:right w:type="dxa" w:w="100"/>
+            </w:tcMar>
+            <w:vAlign w:val="top"/>
+          </w:tcPr>
+          <w:p>
+            <w:pPr>
+              <w:spacing w:after="30" w:before="0"/>
+            </w:pPr>
+            <w:r>
+              <w:rPr>
+                <w:b/>
+                <w:bCs/>
+                <w:color w:val="0F2B3C"/>
+                <w:sz w:val="18"/>
+                <w:szCs w:val="18"/>
+              </w:rPr>
+              <w:t xml:space="preserve">Because... ________________</w:t>
+            </w:r>
+          </w:p>
+          <w:p>
+            <w:pPr>
+              <w:spacing w:after="50" w:before="0"/>
+            </w:pPr>
+            <w:r>
+              <w:rPr>
+                <w:color w:val="BBBBBB"/>
+                <w:sz w:val="18"/>
+                <w:szCs w:val="18"/>
+              </w:rPr>
+              <w:t xml:space="preserve">____________________________</w:t>
+            </w:r>
+          </w:p>
+          <w:p>
+            <w:pPr>
+              <w:spacing w:after="30" w:before="40"/>
+            </w:pPr>
+            <w:r>
+              <w:rPr>
+                <w:b/>
+                <w:bCs/>
+                <w:color w:val="1A6FB5"/>
+                <w:sz w:val="18"/>
+                <w:szCs w:val="18"/>
+              </w:rPr>
+              <w:t xml:space="preserve">Although... _______________</w:t>
+            </w:r>
+          </w:p>
+          <w:p>
+            <w:pPr>
+              <w:spacing w:after="50" w:before="0"/>
+            </w:pPr>
+            <w:r>
+              <w:rPr>
+                <w:color w:val="BBBBBB"/>
+                <w:sz w:val="18"/>
+                <w:szCs w:val="18"/>
+              </w:rPr>
+              <w:t xml:space="preserve">____________________________</w:t>
+            </w:r>
+          </w:p>
+          <w:p>
+            <w:pPr>
+              <w:spacing w:after="30" w:before="40"/>
+            </w:pPr>
+            <w:r>
+              <w:rPr>
+                <w:b/>
+                <w:bCs/>
+                <w:color w:val="7A5400"/>
+                <w:sz w:val="18"/>
+                <w:szCs w:val="18"/>
+              </w:rPr>
+              <w:t xml:space="preserve">Therefore... ______________</w:t>
+            </w:r>
+          </w:p>
+          <w:p>
+            <w:pPr>
+              <w:spacing w:after="50" w:before="0"/>
+            </w:pPr>
+            <w:r>
+              <w:rPr>
+                <w:color w:val="BBBBBB"/>
+                <w:sz w:val="18"/>
+                <w:szCs w:val="18"/>
+              </w:rPr>
+              <w:t xml:space="preserve">____________________________</w:t>
+            </w:r>
+          </w:p>
+        </w:tc>
+      </w:tr>
+    </w:tbl>
+    <w:p>
+      <w:pPr>
+        <w:spacing w:after="60" w:before="0"/>
+      </w:pPr>
+      <w:r>
+        <w:t xml:space="preserve"/>
+      </w:r>
+    </w:p>
+    <w:tbl>
+      <w:tblPr>
+        <w:tblW w:type="dxa" w:w="9360"/>
+        <w:tblBorders>
+          <w:top w:val="single" w:color="C7D2DD" w:sz="6"/>
+          <w:left w:val="single" w:color="C7D2DD" w:sz="6"/>
+          <w:bottom w:val="single" w:color="C7D2DD" w:sz="6"/>
+          <w:right w:val="single" w:color="C7D2DD" w:sz="6"/>
+          <w:insideH w:val="single" w:color="C7D2DD" w:sz="6"/>
+          <w:insideV w:val="single" w:color="C7D2DD" w:sz="6"/>
+        </w:tblBorders>
+      </w:tblPr>
+      <w:tblGrid>
+        <w:gridCol w:w="2800"/>
+        <w:gridCol w:w="3560"/>
+        <w:gridCol w:w="3000"/>
+      </w:tblGrid>
+      <w:tr>
+        <w:trPr>
+          <w:cantSplit/>
+          <w:tblHeader/>
+        </w:trPr>
+        <w:tc>
+          <w:tcPr>
+            <w:tcW w:type="dxa" w:w="2800"/>
+            <w:shd w:fill="EEF4F8" w:color="auto" w:val="clear"/>
+            <w:tcMar>
+              <w:top w:type="dxa" w:w="60"/>
+              <w:left w:type="dxa" w:w="100"/>
+              <w:bottom w:type="dxa" w:w="60"/>
+              <w:right w:type="dxa" w:w="100"/>
+            </w:tcMar>
+          </w:tcPr>
+          <w:p>
+            <w:pPr>
+              <w:spacing w:after="0" w:before="0"/>
+            </w:pPr>
+            <w:r>
+              <w:rPr>
+                <w:b/>
+                <w:bCs/>
+                <w:color w:val="0F2B3C"/>
+                <w:sz w:val="16"/>
+                <w:szCs w:val="16"/>
+              </w:rPr>
+              <w:t xml:space="preserve">CORE PROBLEM / GIVEN REPRESENTATION</w:t>
+            </w:r>
+          </w:p>
+        </w:tc>
+        <w:tc>
+          <w:tcPr>
+            <w:tcW w:type="dxa" w:w="3560"/>
+            <w:shd w:fill="EEF4F8" w:color="auto" w:val="clear"/>
+            <w:tcMar>
+              <w:top w:type="dxa" w:w="60"/>
+              <w:left w:type="dxa" w:w="100"/>
+              <w:bottom w:type="dxa" w:w="60"/>
+              <w:right w:type="dxa" w:w="100"/>
+            </w:tcMar>
+          </w:tcPr>
+          <w:p>
+            <w:pPr>
+              <w:spacing w:after="0" w:before="0"/>
+            </w:pPr>
+            <w:r>
+              <w:rPr>
+                <w:b/>
+                <w:bCs/>
+                <w:color w:val="0F2B3C"/>
+                <w:sz w:val="16"/>
+                <w:szCs w:val="16"/>
+              </w:rPr>
+              <w:t xml:space="preserve">WORKING SPACE / CALCULATION STEPS</w:t>
+            </w:r>
+          </w:p>
+        </w:tc>
+        <w:tc>
+          <w:tcPr>
+            <w:tcW w:type="dxa" w:w="3000"/>
+            <w:shd w:fill="FBF3E2" w:color="auto" w:val="clear"/>
+            <w:tcMar>
+              <w:top w:type="dxa" w:w="60"/>
+              <w:left w:type="dxa" w:w="100"/>
+              <w:bottom w:type="dxa" w:w="60"/>
+              <w:right w:type="dxa" w:w="100"/>
+            </w:tcMar>
+          </w:tcPr>
+          <w:p>
+            <w:pPr>
+              <w:spacing w:after="0" w:before="0"/>
+            </w:pPr>
+            <w:r>
+              <w:rPr>
+                <w:b/>
+                <w:bCs/>
+                <w:color w:val="7A5400"/>
+                <w:sz w:val="16"/>
+                <w:szCs w:val="16"/>
+              </w:rPr>
+              <w:t xml:space="preserve">EXPLAIN YOUR REASONING</w:t>
+            </w:r>
+          </w:p>
+        </w:tc>
+      </w:tr>
+      <w:tr>
+        <w:trPr>
+          <w:cantSplit/>
+        </w:trPr>
+        <w:tc>
+          <w:tcPr>
+            <w:tcW w:type="dxa" w:w="2800"/>
+            <w:tcMar>
+              <w:top w:type="dxa" w:w="80"/>
+              <w:left w:type="dxa" w:w="100"/>
+              <w:bottom w:type="dxa" w:w="80"/>
+              <w:right w:type="dxa" w:w="100"/>
+            </w:tcMar>
+            <w:vAlign w:val="top"/>
+          </w:tcPr>
+          <w:p>
+            <w:pPr>
+              <w:spacing w:after="40" w:before="0"/>
+            </w:pPr>
+            <w:r>
+              <w:rPr>
+                <w:b/>
+                <w:bCs/>
+                <w:color w:val="0F2B3C"/>
+                <w:sz w:val="20"/>
+                <w:szCs w:val="20"/>
+              </w:rPr>
+              <w:t xml:space="preserve">3.  Skip-count by 5: 5, 10, ___?</w:t>
+            </w:r>
+          </w:p>
+        </w:tc>
+        <w:tc>
+          <w:tcPr>
+            <w:tcW w:type="dxa" w:w="3560"/>
+            <w:tcMar>
+              <w:top w:type="dxa" w:w="80"/>
+              <w:left w:type="dxa" w:w="100"/>
+              <w:bottom w:type="dxa" w:w="80"/>
+              <w:right w:type="dxa" w:w="100"/>
+            </w:tcMar>
+            <w:vAlign w:val="top"/>
+          </w:tcPr>
+          <w:p>
+            <w:pPr>
+              <w:spacing w:after="50" w:before="0"/>
+            </w:pPr>
+            <w:r>
+              <w:rPr>
+                <w:color w:val="BBBBBB"/>
+                <w:sz w:val="18"/>
+                <w:szCs w:val="18"/>
+              </w:rPr>
+              <w:t xml:space="preserve">____________________________</w:t>
+            </w:r>
+          </w:p>
+          <w:p>
+            <w:pPr>
+              <w:spacing w:after="50" w:before="0"/>
+            </w:pPr>
+            <w:r>
+              <w:rPr>
+                <w:color w:val="BBBBBB"/>
+                <w:sz w:val="18"/>
+                <w:szCs w:val="18"/>
+              </w:rPr>
+              <w:t xml:space="preserve">____________________________</w:t>
+            </w:r>
+          </w:p>
+          <w:p>
+            <w:pPr>
+              <w:spacing w:after="50" w:before="0"/>
+            </w:pPr>
+            <w:r>
+              <w:rPr>
+                <w:color w:val="BBBBBB"/>
+                <w:sz w:val="18"/>
+                <w:szCs w:val="18"/>
+              </w:rPr>
+              <w:t xml:space="preserve">____________________________</w:t>
+            </w:r>
+          </w:p>
+          <w:p>
+            <w:pPr>
+              <w:spacing w:after="50" w:before="0"/>
+            </w:pPr>
+            <w:r>
+              <w:rPr>
+                <w:color w:val="BBBBBB"/>
+                <w:sz w:val="18"/>
+                <w:szCs w:val="18"/>
+              </w:rPr>
+              <w:t xml:space="preserve">____________________________</w:t>
+            </w:r>
+          </w:p>
+        </w:tc>
+        <w:tc>
+          <w:tcPr>
+            <w:tcW w:type="dxa" w:w="3000"/>
+            <w:shd w:fill="FBF3E2" w:color="auto" w:val="clear"/>
+            <w:tcMar>
+              <w:top w:type="dxa" w:w="80"/>
+              <w:left w:type="dxa" w:w="100"/>
+              <w:bottom w:type="dxa" w:w="80"/>
+              <w:right w:type="dxa" w:w="100"/>
+            </w:tcMar>
+            <w:vAlign w:val="top"/>
+          </w:tcPr>
+          <w:p>
+            <w:pPr>
+              <w:spacing w:after="30" w:before="0"/>
+            </w:pPr>
+            <w:r>
+              <w:rPr>
+                <w:b/>
+                <w:bCs/>
+                <w:color w:val="0F2B3C"/>
+                <w:sz w:val="18"/>
+                <w:szCs w:val="18"/>
+              </w:rPr>
+              <w:t xml:space="preserve">Because... ________________</w:t>
+            </w:r>
+          </w:p>
+          <w:p>
+            <w:pPr>
+              <w:spacing w:after="50" w:before="0"/>
+            </w:pPr>
+            <w:r>
+              <w:rPr>
+                <w:color w:val="BBBBBB"/>
+                <w:sz w:val="18"/>
+                <w:szCs w:val="18"/>
+              </w:rPr>
+              <w:t xml:space="preserve">____________________________</w:t>
+            </w:r>
+          </w:p>
+          <w:p>
+            <w:pPr>
+              <w:spacing w:after="30" w:before="40"/>
+            </w:pPr>
+            <w:r>
+              <w:rPr>
+                <w:b/>
+                <w:bCs/>
+                <w:color w:val="1A6FB5"/>
+                <w:sz w:val="18"/>
+                <w:szCs w:val="18"/>
+              </w:rPr>
+              <w:t xml:space="preserve">Although... _______________</w:t>
+            </w:r>
+          </w:p>
+          <w:p>
+            <w:pPr>
+              <w:spacing w:after="50" w:before="0"/>
+            </w:pPr>
+            <w:r>
+              <w:rPr>
+                <w:color w:val="BBBBBB"/>
+                <w:sz w:val="18"/>
+                <w:szCs w:val="18"/>
+              </w:rPr>
+              <w:t xml:space="preserve">____________________________</w:t>
+            </w:r>
+          </w:p>
+          <w:p>
+            <w:pPr>
+              <w:spacing w:after="30" w:before="40"/>
+            </w:pPr>
+            <w:r>
+              <w:rPr>
+                <w:b/>
+                <w:bCs/>
+                <w:color w:val="7A5400"/>
+                <w:sz w:val="18"/>
+                <w:szCs w:val="18"/>
+              </w:rPr>
+              <w:t xml:space="preserve">Therefore... ______________</w:t>
+            </w:r>
+          </w:p>
+          <w:p>
+            <w:pPr>
+              <w:spacing w:after="50" w:before="0"/>
+            </w:pPr>
+            <w:r>
+              <w:rPr>
+                <w:color w:val="BBBBBB"/>
+                <w:sz w:val="18"/>
+                <w:szCs w:val="18"/>
+              </w:rPr>
+              <w:t xml:space="preserve">____________________________</w:t>
+            </w:r>
+          </w:p>
+        </w:tc>
+      </w:tr>
+    </w:tbl>
+    <w:p>
+      <w:pPr>
+        <w:spacing w:after="60" w:before="0"/>
+      </w:pPr>
+      <w:r>
+        <w:t xml:space="preserve"/>
       </w:r>
     </w:p>
     <w:p>
@@ -225,63 +1912,629 @@
         <w:t xml:space="preserve">List multiples, then find a shared one.</w:t>
       </w:r>
     </w:p>
-    <w:p>
-      <w:pPr>
-        <w:spacing w:after="40" w:before="0"/>
-      </w:pPr>
-      <w:r>
-        <w:rPr>
-          <w:sz w:val="22"/>
-          <w:szCs w:val="22"/>
-        </w:rPr>
-        <w:t xml:space="preserve">1.  What is the 4th multiple of 3? (3, 6, 9, ___)</w:t>
-      </w:r>
-    </w:p>
-    <w:p>
-      <w:pPr>
-        <w:spacing w:after="80" w:before="0"/>
-      </w:pPr>
-      <w:r>
-        <w:rPr>
-          <w:color w:val="BBBBBB"/>
-        </w:rPr>
-        <w:t xml:space="preserve">____________________________________________________</w:t>
-      </w:r>
-    </w:p>
-    <w:p>
-      <w:pPr>
-        <w:spacing w:after="40" w:before="0"/>
-      </w:pPr>
-      <w:r>
-        <w:rPr>
-          <w:sz w:val="22"/>
-          <w:szCs w:val="22"/>
-        </w:rPr>
-        <w:t xml:space="preserve">2.  Which number is a common multiple of 2 and 3?</w:t>
-      </w:r>
-    </w:p>
-    <w:p>
-      <w:pPr>
-        <w:spacing w:after="40" w:before="0"/>
-      </w:pPr>
-      <w:r>
-        <w:rPr>
-          <w:color w:val="5E6E7E"/>
-          <w:sz w:val="20"/>
-          <w:szCs w:val="20"/>
-        </w:rPr>
-        <w:t xml:space="preserve">     choices: 4   /   9   /   6   /   8</w:t>
-      </w:r>
-    </w:p>
-    <w:p>
-      <w:pPr>
-        <w:spacing w:after="80" w:before="0"/>
-      </w:pPr>
-      <w:r>
-        <w:rPr>
-          <w:color w:val="BBBBBB"/>
-        </w:rPr>
-        <w:t xml:space="preserve">____________________________________________________</w:t>
+    <w:tbl>
+      <w:tblPr>
+        <w:tblW w:type="dxa" w:w="9360"/>
+        <w:tblBorders>
+          <w:top w:val="single" w:color="C7D2DD" w:sz="6"/>
+          <w:left w:val="single" w:color="C7D2DD" w:sz="6"/>
+          <w:bottom w:val="single" w:color="C7D2DD" w:sz="6"/>
+          <w:right w:val="single" w:color="C7D2DD" w:sz="6"/>
+          <w:insideH w:val="single" w:color="C7D2DD" w:sz="6"/>
+          <w:insideV w:val="single" w:color="C7D2DD" w:sz="6"/>
+        </w:tblBorders>
+      </w:tblPr>
+      <w:tblGrid>
+        <w:gridCol w:w="2800"/>
+        <w:gridCol w:w="3560"/>
+        <w:gridCol w:w="3000"/>
+      </w:tblGrid>
+      <w:tr>
+        <w:trPr>
+          <w:cantSplit/>
+          <w:tblHeader/>
+        </w:trPr>
+        <w:tc>
+          <w:tcPr>
+            <w:tcW w:type="dxa" w:w="2800"/>
+            <w:shd w:fill="EEF4F8" w:color="auto" w:val="clear"/>
+            <w:tcMar>
+              <w:top w:type="dxa" w:w="60"/>
+              <w:left w:type="dxa" w:w="100"/>
+              <w:bottom w:type="dxa" w:w="60"/>
+              <w:right w:type="dxa" w:w="100"/>
+            </w:tcMar>
+          </w:tcPr>
+          <w:p>
+            <w:pPr>
+              <w:spacing w:after="0" w:before="0"/>
+            </w:pPr>
+            <w:r>
+              <w:rPr>
+                <w:b/>
+                <w:bCs/>
+                <w:color w:val="0F2B3C"/>
+                <w:sz w:val="16"/>
+                <w:szCs w:val="16"/>
+              </w:rPr>
+              <w:t xml:space="preserve">CORE PROBLEM / GIVEN REPRESENTATION</w:t>
+            </w:r>
+          </w:p>
+        </w:tc>
+        <w:tc>
+          <w:tcPr>
+            <w:tcW w:type="dxa" w:w="3560"/>
+            <w:shd w:fill="EEF4F8" w:color="auto" w:val="clear"/>
+            <w:tcMar>
+              <w:top w:type="dxa" w:w="60"/>
+              <w:left w:type="dxa" w:w="100"/>
+              <w:bottom w:type="dxa" w:w="60"/>
+              <w:right w:type="dxa" w:w="100"/>
+            </w:tcMar>
+          </w:tcPr>
+          <w:p>
+            <w:pPr>
+              <w:spacing w:after="0" w:before="0"/>
+            </w:pPr>
+            <w:r>
+              <w:rPr>
+                <w:b/>
+                <w:bCs/>
+                <w:color w:val="0F2B3C"/>
+                <w:sz w:val="16"/>
+                <w:szCs w:val="16"/>
+              </w:rPr>
+              <w:t xml:space="preserve">WORKING SPACE / CALCULATION STEPS</w:t>
+            </w:r>
+          </w:p>
+        </w:tc>
+        <w:tc>
+          <w:tcPr>
+            <w:tcW w:type="dxa" w:w="3000"/>
+            <w:shd w:fill="FBF3E2" w:color="auto" w:val="clear"/>
+            <w:tcMar>
+              <w:top w:type="dxa" w:w="60"/>
+              <w:left w:type="dxa" w:w="100"/>
+              <w:bottom w:type="dxa" w:w="60"/>
+              <w:right w:type="dxa" w:w="100"/>
+            </w:tcMar>
+          </w:tcPr>
+          <w:p>
+            <w:pPr>
+              <w:spacing w:after="0" w:before="0"/>
+            </w:pPr>
+            <w:r>
+              <w:rPr>
+                <w:b/>
+                <w:bCs/>
+                <w:color w:val="7A5400"/>
+                <w:sz w:val="16"/>
+                <w:szCs w:val="16"/>
+              </w:rPr>
+              <w:t xml:space="preserve">EXPLAIN YOUR REASONING</w:t>
+            </w:r>
+          </w:p>
+        </w:tc>
+      </w:tr>
+      <w:tr>
+        <w:trPr>
+          <w:cantSplit/>
+        </w:trPr>
+        <w:tc>
+          <w:tcPr>
+            <w:tcW w:type="dxa" w:w="2800"/>
+            <w:tcMar>
+              <w:top w:type="dxa" w:w="80"/>
+              <w:left w:type="dxa" w:w="100"/>
+              <w:bottom w:type="dxa" w:w="80"/>
+              <w:right w:type="dxa" w:w="100"/>
+            </w:tcMar>
+            <w:vAlign w:val="top"/>
+          </w:tcPr>
+          <w:p>
+            <w:pPr>
+              <w:spacing w:after="40" w:before="0"/>
+            </w:pPr>
+            <w:r>
+              <w:rPr>
+                <w:b/>
+                <w:bCs/>
+                <w:color w:val="0F2B3C"/>
+                <w:sz w:val="20"/>
+                <w:szCs w:val="20"/>
+              </w:rPr>
+              <w:t xml:space="preserve">1.  What is the 4th multiple of 3? (3, 6, 9, ___)</w:t>
+            </w:r>
+          </w:p>
+        </w:tc>
+        <w:tc>
+          <w:tcPr>
+            <w:tcW w:type="dxa" w:w="3560"/>
+            <w:tcMar>
+              <w:top w:type="dxa" w:w="80"/>
+              <w:left w:type="dxa" w:w="100"/>
+              <w:bottom w:type="dxa" w:w="80"/>
+              <w:right w:type="dxa" w:w="100"/>
+            </w:tcMar>
+            <w:vAlign w:val="top"/>
+          </w:tcPr>
+          <w:p>
+            <w:pPr>
+              <w:spacing w:after="50" w:before="0"/>
+            </w:pPr>
+            <w:r>
+              <w:rPr>
+                <w:color w:val="BBBBBB"/>
+                <w:sz w:val="18"/>
+                <w:szCs w:val="18"/>
+              </w:rPr>
+              <w:t xml:space="preserve">____________________________</w:t>
+            </w:r>
+          </w:p>
+          <w:p>
+            <w:pPr>
+              <w:spacing w:after="50" w:before="0"/>
+            </w:pPr>
+            <w:r>
+              <w:rPr>
+                <w:color w:val="BBBBBB"/>
+                <w:sz w:val="18"/>
+                <w:szCs w:val="18"/>
+              </w:rPr>
+              <w:t xml:space="preserve">____________________________</w:t>
+            </w:r>
+          </w:p>
+          <w:p>
+            <w:pPr>
+              <w:spacing w:after="50" w:before="0"/>
+            </w:pPr>
+            <w:r>
+              <w:rPr>
+                <w:color w:val="BBBBBB"/>
+                <w:sz w:val="18"/>
+                <w:szCs w:val="18"/>
+              </w:rPr>
+              <w:t xml:space="preserve">____________________________</w:t>
+            </w:r>
+          </w:p>
+          <w:p>
+            <w:pPr>
+              <w:spacing w:after="50" w:before="0"/>
+            </w:pPr>
+            <w:r>
+              <w:rPr>
+                <w:color w:val="BBBBBB"/>
+                <w:sz w:val="18"/>
+                <w:szCs w:val="18"/>
+              </w:rPr>
+              <w:t xml:space="preserve">____________________________</w:t>
+            </w:r>
+          </w:p>
+        </w:tc>
+        <w:tc>
+          <w:tcPr>
+            <w:tcW w:type="dxa" w:w="3000"/>
+            <w:shd w:fill="FBF3E2" w:color="auto" w:val="clear"/>
+            <w:tcMar>
+              <w:top w:type="dxa" w:w="80"/>
+              <w:left w:type="dxa" w:w="100"/>
+              <w:bottom w:type="dxa" w:w="80"/>
+              <w:right w:type="dxa" w:w="100"/>
+            </w:tcMar>
+            <w:vAlign w:val="top"/>
+          </w:tcPr>
+          <w:p>
+            <w:pPr>
+              <w:spacing w:after="30" w:before="0"/>
+            </w:pPr>
+            <w:r>
+              <w:rPr>
+                <w:b/>
+                <w:bCs/>
+                <w:color w:val="0F2B3C"/>
+                <w:sz w:val="18"/>
+                <w:szCs w:val="18"/>
+              </w:rPr>
+              <w:t xml:space="preserve">Because... ________________</w:t>
+            </w:r>
+          </w:p>
+          <w:p>
+            <w:pPr>
+              <w:spacing w:after="50" w:before="0"/>
+            </w:pPr>
+            <w:r>
+              <w:rPr>
+                <w:color w:val="BBBBBB"/>
+                <w:sz w:val="18"/>
+                <w:szCs w:val="18"/>
+              </w:rPr>
+              <w:t xml:space="preserve">____________________________</w:t>
+            </w:r>
+          </w:p>
+          <w:p>
+            <w:pPr>
+              <w:spacing w:after="30" w:before="40"/>
+            </w:pPr>
+            <w:r>
+              <w:rPr>
+                <w:b/>
+                <w:bCs/>
+                <w:color w:val="1A6FB5"/>
+                <w:sz w:val="18"/>
+                <w:szCs w:val="18"/>
+              </w:rPr>
+              <w:t xml:space="preserve">Although... _______________</w:t>
+            </w:r>
+          </w:p>
+          <w:p>
+            <w:pPr>
+              <w:spacing w:after="50" w:before="0"/>
+            </w:pPr>
+            <w:r>
+              <w:rPr>
+                <w:color w:val="BBBBBB"/>
+                <w:sz w:val="18"/>
+                <w:szCs w:val="18"/>
+              </w:rPr>
+              <w:t xml:space="preserve">____________________________</w:t>
+            </w:r>
+          </w:p>
+          <w:p>
+            <w:pPr>
+              <w:spacing w:after="30" w:before="40"/>
+            </w:pPr>
+            <w:r>
+              <w:rPr>
+                <w:b/>
+                <w:bCs/>
+                <w:color w:val="7A5400"/>
+                <w:sz w:val="18"/>
+                <w:szCs w:val="18"/>
+              </w:rPr>
+              <w:t xml:space="preserve">Therefore... ______________</w:t>
+            </w:r>
+          </w:p>
+          <w:p>
+            <w:pPr>
+              <w:spacing w:after="50" w:before="0"/>
+            </w:pPr>
+            <w:r>
+              <w:rPr>
+                <w:color w:val="BBBBBB"/>
+                <w:sz w:val="18"/>
+                <w:szCs w:val="18"/>
+              </w:rPr>
+              <w:t xml:space="preserve">____________________________</w:t>
+            </w:r>
+          </w:p>
+        </w:tc>
+      </w:tr>
+    </w:tbl>
+    <w:p>
+      <w:pPr>
+        <w:spacing w:after="60" w:before="0"/>
+      </w:pPr>
+      <w:r>
+        <w:t xml:space="preserve"/>
+      </w:r>
+    </w:p>
+    <w:tbl>
+      <w:tblPr>
+        <w:tblW w:type="dxa" w:w="9360"/>
+        <w:tblBorders>
+          <w:top w:val="single" w:color="C7D2DD" w:sz="6"/>
+          <w:left w:val="single" w:color="C7D2DD" w:sz="6"/>
+          <w:bottom w:val="single" w:color="C7D2DD" w:sz="6"/>
+          <w:right w:val="single" w:color="C7D2DD" w:sz="6"/>
+          <w:insideH w:val="single" w:color="C7D2DD" w:sz="6"/>
+          <w:insideV w:val="single" w:color="C7D2DD" w:sz="6"/>
+        </w:tblBorders>
+      </w:tblPr>
+      <w:tblGrid>
+        <w:gridCol w:w="2800"/>
+        <w:gridCol w:w="3560"/>
+        <w:gridCol w:w="3000"/>
+      </w:tblGrid>
+      <w:tr>
+        <w:trPr>
+          <w:cantSplit/>
+          <w:tblHeader/>
+        </w:trPr>
+        <w:tc>
+          <w:tcPr>
+            <w:tcW w:type="dxa" w:w="2800"/>
+            <w:shd w:fill="EEF4F8" w:color="auto" w:val="clear"/>
+            <w:tcMar>
+              <w:top w:type="dxa" w:w="60"/>
+              <w:left w:type="dxa" w:w="100"/>
+              <w:bottom w:type="dxa" w:w="60"/>
+              <w:right w:type="dxa" w:w="100"/>
+            </w:tcMar>
+          </w:tcPr>
+          <w:p>
+            <w:pPr>
+              <w:spacing w:after="0" w:before="0"/>
+            </w:pPr>
+            <w:r>
+              <w:rPr>
+                <w:b/>
+                <w:bCs/>
+                <w:color w:val="0F2B3C"/>
+                <w:sz w:val="16"/>
+                <w:szCs w:val="16"/>
+              </w:rPr>
+              <w:t xml:space="preserve">CORE PROBLEM / GIVEN REPRESENTATION</w:t>
+            </w:r>
+          </w:p>
+        </w:tc>
+        <w:tc>
+          <w:tcPr>
+            <w:tcW w:type="dxa" w:w="3560"/>
+            <w:shd w:fill="EEF4F8" w:color="auto" w:val="clear"/>
+            <w:tcMar>
+              <w:top w:type="dxa" w:w="60"/>
+              <w:left w:type="dxa" w:w="100"/>
+              <w:bottom w:type="dxa" w:w="60"/>
+              <w:right w:type="dxa" w:w="100"/>
+            </w:tcMar>
+          </w:tcPr>
+          <w:p>
+            <w:pPr>
+              <w:spacing w:after="0" w:before="0"/>
+            </w:pPr>
+            <w:r>
+              <w:rPr>
+                <w:b/>
+                <w:bCs/>
+                <w:color w:val="0F2B3C"/>
+                <w:sz w:val="16"/>
+                <w:szCs w:val="16"/>
+              </w:rPr>
+              <w:t xml:space="preserve">WORKING SPACE / CALCULATION STEPS</w:t>
+            </w:r>
+          </w:p>
+        </w:tc>
+        <w:tc>
+          <w:tcPr>
+            <w:tcW w:type="dxa" w:w="3000"/>
+            <w:shd w:fill="FBF3E2" w:color="auto" w:val="clear"/>
+            <w:tcMar>
+              <w:top w:type="dxa" w:w="60"/>
+              <w:left w:type="dxa" w:w="100"/>
+              <w:bottom w:type="dxa" w:w="60"/>
+              <w:right w:type="dxa" w:w="100"/>
+            </w:tcMar>
+          </w:tcPr>
+          <w:p>
+            <w:pPr>
+              <w:spacing w:after="0" w:before="0"/>
+            </w:pPr>
+            <w:r>
+              <w:rPr>
+                <w:b/>
+                <w:bCs/>
+                <w:color w:val="7A5400"/>
+                <w:sz w:val="16"/>
+                <w:szCs w:val="16"/>
+              </w:rPr>
+              <w:t xml:space="preserve">EXPLAIN YOUR REASONING</w:t>
+            </w:r>
+          </w:p>
+        </w:tc>
+      </w:tr>
+      <w:tr>
+        <w:trPr>
+          <w:cantSplit/>
+        </w:trPr>
+        <w:tc>
+          <w:tcPr>
+            <w:tcW w:type="dxa" w:w="2800"/>
+            <w:tcMar>
+              <w:top w:type="dxa" w:w="80"/>
+              <w:left w:type="dxa" w:w="100"/>
+              <w:bottom w:type="dxa" w:w="80"/>
+              <w:right w:type="dxa" w:w="100"/>
+            </w:tcMar>
+            <w:vAlign w:val="top"/>
+          </w:tcPr>
+          <w:p>
+            <w:pPr>
+              <w:spacing w:after="40" w:before="0"/>
+            </w:pPr>
+            <w:r>
+              <w:rPr>
+                <w:b/>
+                <w:bCs/>
+                <w:color w:val="0F2B3C"/>
+                <w:sz w:val="20"/>
+                <w:szCs w:val="20"/>
+              </w:rPr>
+              <w:t xml:space="preserve">2.  Which number is a common multiple of 2 and 3?</w:t>
+            </w:r>
+          </w:p>
+          <w:p>
+            <w:pPr>
+              <w:spacing w:after="0" w:before="0"/>
+            </w:pPr>
+            <w:r>
+              <w:rPr>
+                <w:color w:val="5E6E7E"/>
+                <w:sz w:val="18"/>
+                <w:szCs w:val="18"/>
+              </w:rPr>
+              <w:t xml:space="preserve">Choices: 4   /   9   /   6   /   8</w:t>
+            </w:r>
+          </w:p>
+        </w:tc>
+        <w:tc>
+          <w:tcPr>
+            <w:tcW w:type="dxa" w:w="3560"/>
+            <w:tcMar>
+              <w:top w:type="dxa" w:w="80"/>
+              <w:left w:type="dxa" w:w="100"/>
+              <w:bottom w:type="dxa" w:w="80"/>
+              <w:right w:type="dxa" w:w="100"/>
+            </w:tcMar>
+            <w:vAlign w:val="top"/>
+          </w:tcPr>
+          <w:p>
+            <w:pPr>
+              <w:spacing w:after="50" w:before="0"/>
+            </w:pPr>
+            <w:r>
+              <w:rPr>
+                <w:color w:val="BBBBBB"/>
+                <w:sz w:val="18"/>
+                <w:szCs w:val="18"/>
+              </w:rPr>
+              <w:t xml:space="preserve">____________________________</w:t>
+            </w:r>
+          </w:p>
+          <w:p>
+            <w:pPr>
+              <w:spacing w:after="50" w:before="0"/>
+            </w:pPr>
+            <w:r>
+              <w:rPr>
+                <w:color w:val="BBBBBB"/>
+                <w:sz w:val="18"/>
+                <w:szCs w:val="18"/>
+              </w:rPr>
+              <w:t xml:space="preserve">____________________________</w:t>
+            </w:r>
+          </w:p>
+          <w:p>
+            <w:pPr>
+              <w:spacing w:after="50" w:before="0"/>
+            </w:pPr>
+            <w:r>
+              <w:rPr>
+                <w:color w:val="BBBBBB"/>
+                <w:sz w:val="18"/>
+                <w:szCs w:val="18"/>
+              </w:rPr>
+              <w:t xml:space="preserve">____________________________</w:t>
+            </w:r>
+          </w:p>
+          <w:p>
+            <w:pPr>
+              <w:spacing w:after="50" w:before="0"/>
+            </w:pPr>
+            <w:r>
+              <w:rPr>
+                <w:color w:val="BBBBBB"/>
+                <w:sz w:val="18"/>
+                <w:szCs w:val="18"/>
+              </w:rPr>
+              <w:t xml:space="preserve">____________________________</w:t>
+            </w:r>
+          </w:p>
+        </w:tc>
+        <w:tc>
+          <w:tcPr>
+            <w:tcW w:type="dxa" w:w="3000"/>
+            <w:shd w:fill="FBF3E2" w:color="auto" w:val="clear"/>
+            <w:tcMar>
+              <w:top w:type="dxa" w:w="80"/>
+              <w:left w:type="dxa" w:w="100"/>
+              <w:bottom w:type="dxa" w:w="80"/>
+              <w:right w:type="dxa" w:w="100"/>
+            </w:tcMar>
+            <w:vAlign w:val="top"/>
+          </w:tcPr>
+          <w:p>
+            <w:pPr>
+              <w:spacing w:after="30" w:before="0"/>
+            </w:pPr>
+            <w:r>
+              <w:rPr>
+                <w:b/>
+                <w:bCs/>
+                <w:color w:val="0F2B3C"/>
+                <w:sz w:val="18"/>
+                <w:szCs w:val="18"/>
+              </w:rPr>
+              <w:t xml:space="preserve">Because... ________________</w:t>
+            </w:r>
+          </w:p>
+          <w:p>
+            <w:pPr>
+              <w:spacing w:after="50" w:before="0"/>
+            </w:pPr>
+            <w:r>
+              <w:rPr>
+                <w:color w:val="BBBBBB"/>
+                <w:sz w:val="18"/>
+                <w:szCs w:val="18"/>
+              </w:rPr>
+              <w:t xml:space="preserve">____________________________</w:t>
+            </w:r>
+          </w:p>
+          <w:p>
+            <w:pPr>
+              <w:spacing w:after="30" w:before="40"/>
+            </w:pPr>
+            <w:r>
+              <w:rPr>
+                <w:b/>
+                <w:bCs/>
+                <w:color w:val="1A6FB5"/>
+                <w:sz w:val="18"/>
+                <w:szCs w:val="18"/>
+              </w:rPr>
+              <w:t xml:space="preserve">Although... _______________</w:t>
+            </w:r>
+          </w:p>
+          <w:p>
+            <w:pPr>
+              <w:spacing w:after="50" w:before="0"/>
+            </w:pPr>
+            <w:r>
+              <w:rPr>
+                <w:color w:val="BBBBBB"/>
+                <w:sz w:val="18"/>
+                <w:szCs w:val="18"/>
+              </w:rPr>
+              <w:t xml:space="preserve">____________________________</w:t>
+            </w:r>
+          </w:p>
+          <w:p>
+            <w:pPr>
+              <w:spacing w:after="30" w:before="40"/>
+            </w:pPr>
+            <w:r>
+              <w:rPr>
+                <w:b/>
+                <w:bCs/>
+                <w:color w:val="7A5400"/>
+                <w:sz w:val="18"/>
+                <w:szCs w:val="18"/>
+              </w:rPr>
+              <w:t xml:space="preserve">Therefore... ______________</w:t>
+            </w:r>
+          </w:p>
+          <w:p>
+            <w:pPr>
+              <w:spacing w:after="50" w:before="0"/>
+            </w:pPr>
+            <w:r>
+              <w:rPr>
+                <w:color w:val="BBBBBB"/>
+                <w:sz w:val="18"/>
+                <w:szCs w:val="18"/>
+              </w:rPr>
+              <w:t xml:space="preserve">____________________________</w:t>
+            </w:r>
+          </w:p>
+        </w:tc>
+      </w:tr>
+    </w:tbl>
+    <w:p>
+      <w:pPr>
+        <w:spacing w:after="60" w:before="0"/>
+      </w:pPr>
+      <w:r>
+        <w:t xml:space="preserve"/>
       </w:r>
     </w:p>
     <w:p>
@@ -313,50 +2566,616 @@
         <w:t xml:space="preserve">Warm-up straight into LCM.</w:t>
       </w:r>
     </w:p>
-    <w:p>
-      <w:pPr>
-        <w:spacing w:after="40" w:before="0"/>
-      </w:pPr>
-      <w:r>
-        <w:rPr>
-          <w:sz w:val="22"/>
-          <w:szCs w:val="22"/>
-        </w:rPr>
-        <w:t xml:space="preserve">1.  What is the LCM of 4 and 6?</w:t>
-      </w:r>
-    </w:p>
-    <w:p>
-      <w:pPr>
-        <w:spacing w:after="80" w:before="0"/>
-      </w:pPr>
-      <w:r>
-        <w:rPr>
-          <w:color w:val="BBBBBB"/>
-        </w:rPr>
-        <w:t xml:space="preserve">____________________________________________________</w:t>
-      </w:r>
-    </w:p>
-    <w:p>
-      <w:pPr>
-        <w:spacing w:after="40" w:before="0"/>
-      </w:pPr>
-      <w:r>
-        <w:rPr>
-          <w:sz w:val="22"/>
-          <w:szCs w:val="22"/>
-        </w:rPr>
-        <w:t xml:space="preserve">2.  What is the LCM of 3 and 5?</w:t>
-      </w:r>
-    </w:p>
-    <w:p>
-      <w:pPr>
-        <w:spacing w:after="80" w:before="0"/>
-      </w:pPr>
-      <w:r>
-        <w:rPr>
-          <w:color w:val="BBBBBB"/>
-        </w:rPr>
-        <w:t xml:space="preserve">____________________________________________________</w:t>
+    <w:tbl>
+      <w:tblPr>
+        <w:tblW w:type="dxa" w:w="9360"/>
+        <w:tblBorders>
+          <w:top w:val="single" w:color="C7D2DD" w:sz="6"/>
+          <w:left w:val="single" w:color="C7D2DD" w:sz="6"/>
+          <w:bottom w:val="single" w:color="C7D2DD" w:sz="6"/>
+          <w:right w:val="single" w:color="C7D2DD" w:sz="6"/>
+          <w:insideH w:val="single" w:color="C7D2DD" w:sz="6"/>
+          <w:insideV w:val="single" w:color="C7D2DD" w:sz="6"/>
+        </w:tblBorders>
+      </w:tblPr>
+      <w:tblGrid>
+        <w:gridCol w:w="2800"/>
+        <w:gridCol w:w="3560"/>
+        <w:gridCol w:w="3000"/>
+      </w:tblGrid>
+      <w:tr>
+        <w:trPr>
+          <w:cantSplit/>
+          <w:tblHeader/>
+        </w:trPr>
+        <w:tc>
+          <w:tcPr>
+            <w:tcW w:type="dxa" w:w="2800"/>
+            <w:shd w:fill="EEF4F8" w:color="auto" w:val="clear"/>
+            <w:tcMar>
+              <w:top w:type="dxa" w:w="60"/>
+              <w:left w:type="dxa" w:w="100"/>
+              <w:bottom w:type="dxa" w:w="60"/>
+              <w:right w:type="dxa" w:w="100"/>
+            </w:tcMar>
+          </w:tcPr>
+          <w:p>
+            <w:pPr>
+              <w:spacing w:after="0" w:before="0"/>
+            </w:pPr>
+            <w:r>
+              <w:rPr>
+                <w:b/>
+                <w:bCs/>
+                <w:color w:val="0F2B3C"/>
+                <w:sz w:val="16"/>
+                <w:szCs w:val="16"/>
+              </w:rPr>
+              <w:t xml:space="preserve">CORE PROBLEM / GIVEN REPRESENTATION</w:t>
+            </w:r>
+          </w:p>
+        </w:tc>
+        <w:tc>
+          <w:tcPr>
+            <w:tcW w:type="dxa" w:w="3560"/>
+            <w:shd w:fill="EEF4F8" w:color="auto" w:val="clear"/>
+            <w:tcMar>
+              <w:top w:type="dxa" w:w="60"/>
+              <w:left w:type="dxa" w:w="100"/>
+              <w:bottom w:type="dxa" w:w="60"/>
+              <w:right w:type="dxa" w:w="100"/>
+            </w:tcMar>
+          </w:tcPr>
+          <w:p>
+            <w:pPr>
+              <w:spacing w:after="0" w:before="0"/>
+            </w:pPr>
+            <w:r>
+              <w:rPr>
+                <w:b/>
+                <w:bCs/>
+                <w:color w:val="0F2B3C"/>
+                <w:sz w:val="16"/>
+                <w:szCs w:val="16"/>
+              </w:rPr>
+              <w:t xml:space="preserve">WORKING SPACE / CALCULATION STEPS</w:t>
+            </w:r>
+          </w:p>
+        </w:tc>
+        <w:tc>
+          <w:tcPr>
+            <w:tcW w:type="dxa" w:w="3000"/>
+            <w:shd w:fill="FBF3E2" w:color="auto" w:val="clear"/>
+            <w:tcMar>
+              <w:top w:type="dxa" w:w="60"/>
+              <w:left w:type="dxa" w:w="100"/>
+              <w:bottom w:type="dxa" w:w="60"/>
+              <w:right w:type="dxa" w:w="100"/>
+            </w:tcMar>
+          </w:tcPr>
+          <w:p>
+            <w:pPr>
+              <w:spacing w:after="0" w:before="0"/>
+            </w:pPr>
+            <w:r>
+              <w:rPr>
+                <w:b/>
+                <w:bCs/>
+                <w:color w:val="7A5400"/>
+                <w:sz w:val="16"/>
+                <w:szCs w:val="16"/>
+              </w:rPr>
+              <w:t xml:space="preserve">EXPLAIN YOUR REASONING</w:t>
+            </w:r>
+          </w:p>
+        </w:tc>
+      </w:tr>
+      <w:tr>
+        <w:trPr>
+          <w:cantSplit/>
+        </w:trPr>
+        <w:tc>
+          <w:tcPr>
+            <w:tcW w:type="dxa" w:w="2800"/>
+            <w:tcMar>
+              <w:top w:type="dxa" w:w="80"/>
+              <w:left w:type="dxa" w:w="100"/>
+              <w:bottom w:type="dxa" w:w="80"/>
+              <w:right w:type="dxa" w:w="100"/>
+            </w:tcMar>
+            <w:vAlign w:val="top"/>
+          </w:tcPr>
+          <w:p>
+            <w:pPr>
+              <w:spacing w:after="40" w:before="0"/>
+            </w:pPr>
+            <w:r>
+              <w:rPr>
+                <w:b/>
+                <w:bCs/>
+                <w:color w:val="0F2B3C"/>
+                <w:sz w:val="20"/>
+                <w:szCs w:val="20"/>
+              </w:rPr>
+              <w:t xml:space="preserve">1.  What is the LCM of 4 and 6?</w:t>
+            </w:r>
+          </w:p>
+        </w:tc>
+        <w:tc>
+          <w:tcPr>
+            <w:tcW w:type="dxa" w:w="3560"/>
+            <w:tcMar>
+              <w:top w:type="dxa" w:w="80"/>
+              <w:left w:type="dxa" w:w="100"/>
+              <w:bottom w:type="dxa" w:w="80"/>
+              <w:right w:type="dxa" w:w="100"/>
+            </w:tcMar>
+            <w:vAlign w:val="top"/>
+          </w:tcPr>
+          <w:p>
+            <w:pPr>
+              <w:spacing w:after="50" w:before="0"/>
+            </w:pPr>
+            <w:r>
+              <w:rPr>
+                <w:color w:val="BBBBBB"/>
+                <w:sz w:val="18"/>
+                <w:szCs w:val="18"/>
+              </w:rPr>
+              <w:t xml:space="preserve">____________________________</w:t>
+            </w:r>
+          </w:p>
+          <w:p>
+            <w:pPr>
+              <w:spacing w:after="50" w:before="0"/>
+            </w:pPr>
+            <w:r>
+              <w:rPr>
+                <w:color w:val="BBBBBB"/>
+                <w:sz w:val="18"/>
+                <w:szCs w:val="18"/>
+              </w:rPr>
+              <w:t xml:space="preserve">____________________________</w:t>
+            </w:r>
+          </w:p>
+          <w:p>
+            <w:pPr>
+              <w:spacing w:after="50" w:before="0"/>
+            </w:pPr>
+            <w:r>
+              <w:rPr>
+                <w:color w:val="BBBBBB"/>
+                <w:sz w:val="18"/>
+                <w:szCs w:val="18"/>
+              </w:rPr>
+              <w:t xml:space="preserve">____________________________</w:t>
+            </w:r>
+          </w:p>
+          <w:p>
+            <w:pPr>
+              <w:spacing w:after="50" w:before="0"/>
+            </w:pPr>
+            <w:r>
+              <w:rPr>
+                <w:color w:val="BBBBBB"/>
+                <w:sz w:val="18"/>
+                <w:szCs w:val="18"/>
+              </w:rPr>
+              <w:t xml:space="preserve">____________________________</w:t>
+            </w:r>
+          </w:p>
+        </w:tc>
+        <w:tc>
+          <w:tcPr>
+            <w:tcW w:type="dxa" w:w="3000"/>
+            <w:shd w:fill="FBF3E2" w:color="auto" w:val="clear"/>
+            <w:tcMar>
+              <w:top w:type="dxa" w:w="80"/>
+              <w:left w:type="dxa" w:w="100"/>
+              <w:bottom w:type="dxa" w:w="80"/>
+              <w:right w:type="dxa" w:w="100"/>
+            </w:tcMar>
+            <w:vAlign w:val="top"/>
+          </w:tcPr>
+          <w:p>
+            <w:pPr>
+              <w:spacing w:after="30" w:before="0"/>
+            </w:pPr>
+            <w:r>
+              <w:rPr>
+                <w:b/>
+                <w:bCs/>
+                <w:color w:val="0F2B3C"/>
+                <w:sz w:val="18"/>
+                <w:szCs w:val="18"/>
+              </w:rPr>
+              <w:t xml:space="preserve">Because... ________________</w:t>
+            </w:r>
+          </w:p>
+          <w:p>
+            <w:pPr>
+              <w:spacing w:after="50" w:before="0"/>
+            </w:pPr>
+            <w:r>
+              <w:rPr>
+                <w:color w:val="BBBBBB"/>
+                <w:sz w:val="18"/>
+                <w:szCs w:val="18"/>
+              </w:rPr>
+              <w:t xml:space="preserve">____________________________</w:t>
+            </w:r>
+          </w:p>
+          <w:p>
+            <w:pPr>
+              <w:spacing w:after="30" w:before="40"/>
+            </w:pPr>
+            <w:r>
+              <w:rPr>
+                <w:b/>
+                <w:bCs/>
+                <w:color w:val="1A6FB5"/>
+                <w:sz w:val="18"/>
+                <w:szCs w:val="18"/>
+              </w:rPr>
+              <w:t xml:space="preserve">Although... _______________</w:t>
+            </w:r>
+          </w:p>
+          <w:p>
+            <w:pPr>
+              <w:spacing w:after="50" w:before="0"/>
+            </w:pPr>
+            <w:r>
+              <w:rPr>
+                <w:color w:val="BBBBBB"/>
+                <w:sz w:val="18"/>
+                <w:szCs w:val="18"/>
+              </w:rPr>
+              <w:t xml:space="preserve">____________________________</w:t>
+            </w:r>
+          </w:p>
+          <w:p>
+            <w:pPr>
+              <w:spacing w:after="30" w:before="40"/>
+            </w:pPr>
+            <w:r>
+              <w:rPr>
+                <w:b/>
+                <w:bCs/>
+                <w:color w:val="7A5400"/>
+                <w:sz w:val="18"/>
+                <w:szCs w:val="18"/>
+              </w:rPr>
+              <w:t xml:space="preserve">Therefore... ______________</w:t>
+            </w:r>
+          </w:p>
+          <w:p>
+            <w:pPr>
+              <w:spacing w:after="50" w:before="0"/>
+            </w:pPr>
+            <w:r>
+              <w:rPr>
+                <w:color w:val="BBBBBB"/>
+                <w:sz w:val="18"/>
+                <w:szCs w:val="18"/>
+              </w:rPr>
+              <w:t xml:space="preserve">____________________________</w:t>
+            </w:r>
+          </w:p>
+        </w:tc>
+      </w:tr>
+    </w:tbl>
+    <w:p>
+      <w:pPr>
+        <w:spacing w:after="60" w:before="0"/>
+      </w:pPr>
+      <w:r>
+        <w:t xml:space="preserve"/>
+      </w:r>
+    </w:p>
+    <w:tbl>
+      <w:tblPr>
+        <w:tblW w:type="dxa" w:w="9360"/>
+        <w:tblBorders>
+          <w:top w:val="single" w:color="C7D2DD" w:sz="6"/>
+          <w:left w:val="single" w:color="C7D2DD" w:sz="6"/>
+          <w:bottom w:val="single" w:color="C7D2DD" w:sz="6"/>
+          <w:right w:val="single" w:color="C7D2DD" w:sz="6"/>
+          <w:insideH w:val="single" w:color="C7D2DD" w:sz="6"/>
+          <w:insideV w:val="single" w:color="C7D2DD" w:sz="6"/>
+        </w:tblBorders>
+      </w:tblPr>
+      <w:tblGrid>
+        <w:gridCol w:w="2800"/>
+        <w:gridCol w:w="3560"/>
+        <w:gridCol w:w="3000"/>
+      </w:tblGrid>
+      <w:tr>
+        <w:trPr>
+          <w:cantSplit/>
+          <w:tblHeader/>
+        </w:trPr>
+        <w:tc>
+          <w:tcPr>
+            <w:tcW w:type="dxa" w:w="2800"/>
+            <w:shd w:fill="EEF4F8" w:color="auto" w:val="clear"/>
+            <w:tcMar>
+              <w:top w:type="dxa" w:w="60"/>
+              <w:left w:type="dxa" w:w="100"/>
+              <w:bottom w:type="dxa" w:w="60"/>
+              <w:right w:type="dxa" w:w="100"/>
+            </w:tcMar>
+          </w:tcPr>
+          <w:p>
+            <w:pPr>
+              <w:spacing w:after="0" w:before="0"/>
+            </w:pPr>
+            <w:r>
+              <w:rPr>
+                <w:b/>
+                <w:bCs/>
+                <w:color w:val="0F2B3C"/>
+                <w:sz w:val="16"/>
+                <w:szCs w:val="16"/>
+              </w:rPr>
+              <w:t xml:space="preserve">CORE PROBLEM / GIVEN REPRESENTATION</w:t>
+            </w:r>
+          </w:p>
+        </w:tc>
+        <w:tc>
+          <w:tcPr>
+            <w:tcW w:type="dxa" w:w="3560"/>
+            <w:shd w:fill="EEF4F8" w:color="auto" w:val="clear"/>
+            <w:tcMar>
+              <w:top w:type="dxa" w:w="60"/>
+              <w:left w:type="dxa" w:w="100"/>
+              <w:bottom w:type="dxa" w:w="60"/>
+              <w:right w:type="dxa" w:w="100"/>
+            </w:tcMar>
+          </w:tcPr>
+          <w:p>
+            <w:pPr>
+              <w:spacing w:after="0" w:before="0"/>
+            </w:pPr>
+            <w:r>
+              <w:rPr>
+                <w:b/>
+                <w:bCs/>
+                <w:color w:val="0F2B3C"/>
+                <w:sz w:val="16"/>
+                <w:szCs w:val="16"/>
+              </w:rPr>
+              <w:t xml:space="preserve">WORKING SPACE / CALCULATION STEPS</w:t>
+            </w:r>
+          </w:p>
+        </w:tc>
+        <w:tc>
+          <w:tcPr>
+            <w:tcW w:type="dxa" w:w="3000"/>
+            <w:shd w:fill="FBF3E2" w:color="auto" w:val="clear"/>
+            <w:tcMar>
+              <w:top w:type="dxa" w:w="60"/>
+              <w:left w:type="dxa" w:w="100"/>
+              <w:bottom w:type="dxa" w:w="60"/>
+              <w:right w:type="dxa" w:w="100"/>
+            </w:tcMar>
+          </w:tcPr>
+          <w:p>
+            <w:pPr>
+              <w:spacing w:after="0" w:before="0"/>
+            </w:pPr>
+            <w:r>
+              <w:rPr>
+                <w:b/>
+                <w:bCs/>
+                <w:color w:val="7A5400"/>
+                <w:sz w:val="16"/>
+                <w:szCs w:val="16"/>
+              </w:rPr>
+              <w:t xml:space="preserve">EXPLAIN YOUR REASONING</w:t>
+            </w:r>
+          </w:p>
+        </w:tc>
+      </w:tr>
+      <w:tr>
+        <w:trPr>
+          <w:cantSplit/>
+        </w:trPr>
+        <w:tc>
+          <w:tcPr>
+            <w:tcW w:type="dxa" w:w="2800"/>
+            <w:tcMar>
+              <w:top w:type="dxa" w:w="80"/>
+              <w:left w:type="dxa" w:w="100"/>
+              <w:bottom w:type="dxa" w:w="80"/>
+              <w:right w:type="dxa" w:w="100"/>
+            </w:tcMar>
+            <w:vAlign w:val="top"/>
+          </w:tcPr>
+          <w:p>
+            <w:pPr>
+              <w:spacing w:after="40" w:before="0"/>
+            </w:pPr>
+            <w:r>
+              <w:rPr>
+                <w:b/>
+                <w:bCs/>
+                <w:color w:val="0F2B3C"/>
+                <w:sz w:val="20"/>
+                <w:szCs w:val="20"/>
+              </w:rPr>
+              <w:t xml:space="preserve">2.  What is the LCM of 3 and 5?</w:t>
+            </w:r>
+          </w:p>
+        </w:tc>
+        <w:tc>
+          <w:tcPr>
+            <w:tcW w:type="dxa" w:w="3560"/>
+            <w:tcMar>
+              <w:top w:type="dxa" w:w="80"/>
+              <w:left w:type="dxa" w:w="100"/>
+              <w:bottom w:type="dxa" w:w="80"/>
+              <w:right w:type="dxa" w:w="100"/>
+            </w:tcMar>
+            <w:vAlign w:val="top"/>
+          </w:tcPr>
+          <w:p>
+            <w:pPr>
+              <w:spacing w:after="50" w:before="0"/>
+            </w:pPr>
+            <w:r>
+              <w:rPr>
+                <w:color w:val="BBBBBB"/>
+                <w:sz w:val="18"/>
+                <w:szCs w:val="18"/>
+              </w:rPr>
+              <w:t xml:space="preserve">____________________________</w:t>
+            </w:r>
+          </w:p>
+          <w:p>
+            <w:pPr>
+              <w:spacing w:after="50" w:before="0"/>
+            </w:pPr>
+            <w:r>
+              <w:rPr>
+                <w:color w:val="BBBBBB"/>
+                <w:sz w:val="18"/>
+                <w:szCs w:val="18"/>
+              </w:rPr>
+              <w:t xml:space="preserve">____________________________</w:t>
+            </w:r>
+          </w:p>
+          <w:p>
+            <w:pPr>
+              <w:spacing w:after="50" w:before="0"/>
+            </w:pPr>
+            <w:r>
+              <w:rPr>
+                <w:color w:val="BBBBBB"/>
+                <w:sz w:val="18"/>
+                <w:szCs w:val="18"/>
+              </w:rPr>
+              <w:t xml:space="preserve">____________________________</w:t>
+            </w:r>
+          </w:p>
+          <w:p>
+            <w:pPr>
+              <w:spacing w:after="50" w:before="0"/>
+            </w:pPr>
+            <w:r>
+              <w:rPr>
+                <w:color w:val="BBBBBB"/>
+                <w:sz w:val="18"/>
+                <w:szCs w:val="18"/>
+              </w:rPr>
+              <w:t xml:space="preserve">____________________________</w:t>
+            </w:r>
+          </w:p>
+        </w:tc>
+        <w:tc>
+          <w:tcPr>
+            <w:tcW w:type="dxa" w:w="3000"/>
+            <w:shd w:fill="FBF3E2" w:color="auto" w:val="clear"/>
+            <w:tcMar>
+              <w:top w:type="dxa" w:w="80"/>
+              <w:left w:type="dxa" w:w="100"/>
+              <w:bottom w:type="dxa" w:w="80"/>
+              <w:right w:type="dxa" w:w="100"/>
+            </w:tcMar>
+            <w:vAlign w:val="top"/>
+          </w:tcPr>
+          <w:p>
+            <w:pPr>
+              <w:spacing w:after="30" w:before="0"/>
+            </w:pPr>
+            <w:r>
+              <w:rPr>
+                <w:b/>
+                <w:bCs/>
+                <w:color w:val="0F2B3C"/>
+                <w:sz w:val="18"/>
+                <w:szCs w:val="18"/>
+              </w:rPr>
+              <w:t xml:space="preserve">Because... ________________</w:t>
+            </w:r>
+          </w:p>
+          <w:p>
+            <w:pPr>
+              <w:spacing w:after="50" w:before="0"/>
+            </w:pPr>
+            <w:r>
+              <w:rPr>
+                <w:color w:val="BBBBBB"/>
+                <w:sz w:val="18"/>
+                <w:szCs w:val="18"/>
+              </w:rPr>
+              <w:t xml:space="preserve">____________________________</w:t>
+            </w:r>
+          </w:p>
+          <w:p>
+            <w:pPr>
+              <w:spacing w:after="30" w:before="40"/>
+            </w:pPr>
+            <w:r>
+              <w:rPr>
+                <w:b/>
+                <w:bCs/>
+                <w:color w:val="1A6FB5"/>
+                <w:sz w:val="18"/>
+                <w:szCs w:val="18"/>
+              </w:rPr>
+              <w:t xml:space="preserve">Although... _______________</w:t>
+            </w:r>
+          </w:p>
+          <w:p>
+            <w:pPr>
+              <w:spacing w:after="50" w:before="0"/>
+            </w:pPr>
+            <w:r>
+              <w:rPr>
+                <w:color w:val="BBBBBB"/>
+                <w:sz w:val="18"/>
+                <w:szCs w:val="18"/>
+              </w:rPr>
+              <w:t xml:space="preserve">____________________________</w:t>
+            </w:r>
+          </w:p>
+          <w:p>
+            <w:pPr>
+              <w:spacing w:after="30" w:before="40"/>
+            </w:pPr>
+            <w:r>
+              <w:rPr>
+                <w:b/>
+                <w:bCs/>
+                <w:color w:val="7A5400"/>
+                <w:sz w:val="18"/>
+                <w:szCs w:val="18"/>
+              </w:rPr>
+              <w:t xml:space="preserve">Therefore... ______________</w:t>
+            </w:r>
+          </w:p>
+          <w:p>
+            <w:pPr>
+              <w:spacing w:after="50" w:before="0"/>
+            </w:pPr>
+            <w:r>
+              <w:rPr>
+                <w:color w:val="BBBBBB"/>
+                <w:sz w:val="18"/>
+                <w:szCs w:val="18"/>
+              </w:rPr>
+              <w:t xml:space="preserve">____________________________</w:t>
+            </w:r>
+          </w:p>
+        </w:tc>
+      </w:tr>
+    </w:tbl>
+    <w:p>
+      <w:pPr>
+        <w:spacing w:after="60" w:before="0"/>
+      </w:pPr>
+      <w:r>
+        <w:t xml:space="preserve"/>
       </w:r>
     </w:p>
     <w:p>
@@ -433,6 +3252,141 @@
         <w:t xml:space="preserve">____________________________________________________</w:t>
       </w:r>
     </w:p>
+    <w:tbl>
+      <w:tblPr>
+        <w:tblW w:type="dxa" w:w="9360"/>
+        <w:tblBorders>
+          <w:top w:val="single" w:color="C7D2DD" w:sz="6"/>
+          <w:left w:val="single" w:color="C7D2DD" w:sz="6"/>
+          <w:bottom w:val="single" w:color="C7D2DD" w:sz="6"/>
+          <w:right w:val="single" w:color="C7D2DD" w:sz="6"/>
+          <w:insideH w:val="single" w:color="C7D2DD" w:sz="6"/>
+          <w:insideV w:val="single" w:color="C7D2DD" w:sz="6"/>
+        </w:tblBorders>
+      </w:tblPr>
+      <w:tblGrid>
+        <w:gridCol w:w="3120"/>
+        <w:gridCol w:w="3120"/>
+        <w:gridCol w:w="3120"/>
+      </w:tblGrid>
+      <w:tr>
+        <w:trPr>
+          <w:cantSplit/>
+          <w:tblHeader/>
+        </w:trPr>
+        <w:tc>
+          <w:tcPr>
+            <w:tcW w:type="dxa" w:w="9360"/>
+            <w:gridSpan w:val="3"/>
+            <w:shd w:fill="EEF4F8" w:color="auto" w:val="clear"/>
+            <w:tcMar>
+              <w:top w:type="dxa" w:w="60"/>
+              <w:left w:type="dxa" w:w="100"/>
+              <w:bottom w:type="dxa" w:w="60"/>
+              <w:right w:type="dxa" w:w="100"/>
+            </w:tcMar>
+          </w:tcPr>
+          <w:p>
+            <w:pPr>
+              <w:spacing w:after="0" w:before="0"/>
+            </w:pPr>
+            <w:r>
+              <w:rPr>
+                <w:b/>
+                <w:bCs/>
+                <w:color w:val="0F2B3C"/>
+                <w:sz w:val="18"/>
+                <w:szCs w:val="18"/>
+              </w:rPr>
+              <w:t xml:space="preserve">EXIT CHECK · 3-POINT SELF-ASSESSMENT CHECKLIST</w:t>
+            </w:r>
+          </w:p>
+        </w:tc>
+      </w:tr>
+      <w:tr>
+        <w:trPr>
+          <w:cantSplit/>
+        </w:trPr>
+        <w:tc>
+          <w:tcPr>
+            <w:tcW w:type="dxa" w:w="3120"/>
+            <w:tcMar>
+              <w:top w:type="dxa" w:w="80"/>
+              <w:left w:type="dxa" w:w="100"/>
+              <w:bottom w:type="dxa" w:w="80"/>
+              <w:right w:type="dxa" w:w="100"/>
+            </w:tcMar>
+          </w:tcPr>
+          <w:p>
+            <w:pPr>
+              <w:spacing w:after="0" w:before="0"/>
+            </w:pPr>
+            <w:r>
+              <w:rPr>
+                <w:b/>
+                <w:bCs/>
+                <w:color w:val="0F2B3C"/>
+                <w:sz w:val="18"/>
+                <w:szCs w:val="18"/>
+              </w:rPr>
+              <w:t xml:space="preserve">☐ 1. Units &amp; Labels Verified</w:t>
+            </w:r>
+          </w:p>
+        </w:tc>
+        <w:tc>
+          <w:tcPr>
+            <w:tcW w:type="dxa" w:w="3120"/>
+            <w:tcMar>
+              <w:top w:type="dxa" w:w="80"/>
+              <w:left w:type="dxa" w:w="100"/>
+              <w:bottom w:type="dxa" w:w="80"/>
+              <w:right w:type="dxa" w:w="100"/>
+            </w:tcMar>
+          </w:tcPr>
+          <w:p>
+            <w:pPr>
+              <w:spacing w:after="0" w:before="0"/>
+            </w:pPr>
+            <w:r>
+              <w:rPr>
+                <w:b/>
+                <w:bCs/>
+                <w:color w:val="0F2B3C"/>
+                <w:sz w:val="18"/>
+                <w:szCs w:val="18"/>
+              </w:rPr>
+              <w:t xml:space="preserve">☐ 2. Reasoning Stated (Because / Although / Therefore)</w:t>
+            </w:r>
+          </w:p>
+        </w:tc>
+        <w:tc>
+          <w:tcPr>
+            <w:tcW w:type="dxa" w:w="3120"/>
+            <w:tcMar>
+              <w:top w:type="dxa" w:w="80"/>
+              <w:left w:type="dxa" w:w="100"/>
+              <w:bottom w:type="dxa" w:w="80"/>
+              <w:right w:type="dxa" w:w="100"/>
+            </w:tcMar>
+          </w:tcPr>
+          <w:p>
+            <w:pPr>
+              <w:spacing w:after="0" w:before="0"/>
+            </w:pPr>
+            <w:r>
+              <w:rPr>
+                <w:b/>
+                <w:bCs/>
+                <w:color w:val="0F2B3C"/>
+                <w:sz w:val="18"/>
+                <w:szCs w:val="18"/>
+              </w:rPr>
+              <w:t xml:space="preserve">☐ 3. Calculations Double-Checked</w:t>
+            </w:r>
+          </w:p>
+        </w:tc>
+      </w:tr>
+    </w:tbl>
     <w:p>
       <w:pPr>
         <w:spacing w:after="60" w:before="120"/>
